--- a/abnt/fazendo com a turmaa.docx
+++ b/abnt/fazendo com a turmaa.docx
@@ -47,39 +47,24 @@
       <w:pPr>
         <w:pStyle w:val="SemEspaamento"/>
       </w:pPr>
-      <w:proofErr w:type="spellStart"/>
-      <w:r>
-        <w:t>Celtrano</w:t>
-      </w:r>
-      <w:proofErr w:type="spellEnd"/>
-      <w:r>
-        <w:t xml:space="preserve"> de Tal</w:t>
+      <w:r>
+        <w:t>Celtrano de Tal</w:t>
       </w:r>
     </w:p>
     <w:p>
       <w:pPr>
         <w:pStyle w:val="SemEspaamento"/>
       </w:pPr>
-      <w:proofErr w:type="spellStart"/>
-      <w:r>
-        <w:t>Geltrano</w:t>
-      </w:r>
-      <w:proofErr w:type="spellEnd"/>
-      <w:r>
-        <w:t xml:space="preserve"> de Tal</w:t>
+      <w:r>
+        <w:t>Geltrano de Tal</w:t>
       </w:r>
     </w:p>
     <w:p>
       <w:pPr>
         <w:pStyle w:val="SemEspaamento"/>
       </w:pPr>
-      <w:proofErr w:type="spellStart"/>
-      <w:r>
-        <w:t>Heltrano</w:t>
-      </w:r>
-      <w:proofErr w:type="spellEnd"/>
-      <w:r>
-        <w:t xml:space="preserve"> de Tal</w:t>
+      <w:r>
+        <w:t>Heltrano de Tal</w:t>
       </w:r>
     </w:p>
     <w:p>
@@ -132,39 +117,24 @@
       <w:pPr>
         <w:pStyle w:val="SemEspaamento"/>
       </w:pPr>
-      <w:proofErr w:type="spellStart"/>
-      <w:r>
-        <w:t>Celtrano</w:t>
-      </w:r>
-      <w:proofErr w:type="spellEnd"/>
-      <w:r>
-        <w:t xml:space="preserve"> de Tal</w:t>
+      <w:r>
+        <w:t>Celtrano de Tal</w:t>
       </w:r>
     </w:p>
     <w:p>
       <w:pPr>
         <w:pStyle w:val="SemEspaamento"/>
       </w:pPr>
-      <w:proofErr w:type="spellStart"/>
-      <w:r>
-        <w:t>Geltrano</w:t>
-      </w:r>
-      <w:proofErr w:type="spellEnd"/>
-      <w:r>
-        <w:t xml:space="preserve"> de Tal</w:t>
+      <w:r>
+        <w:t>Geltrano de Tal</w:t>
       </w:r>
     </w:p>
     <w:p>
       <w:pPr>
         <w:pStyle w:val="SemEspaamento"/>
       </w:pPr>
-      <w:proofErr w:type="spellStart"/>
-      <w:r>
-        <w:t>Heltrano</w:t>
-      </w:r>
-      <w:proofErr w:type="spellEnd"/>
-      <w:r>
-        <w:t xml:space="preserve"> de Tal</w:t>
+      <w:r>
+        <w:t>Heltrano de Tal</w:t>
       </w:r>
     </w:p>
     <w:p>
@@ -254,6 +224,7 @@
         <w:t>AGRADECIMENTOS</w:t>
       </w:r>
     </w:p>
+    <w:p/>
     <w:p>
       <w:r>
         <w:t>Aqui vai ficar os agradecimentos</w:t>
@@ -263,15 +234,13 @@
       <w:r>
         <w:br w:type="page"/>
       </w:r>
-      <w:bookmarkStart w:id="0" w:name="_GoBack"/>
-      <w:bookmarkEnd w:id="0"/>
     </w:p>
     <w:p>
       <w:pPr>
         <w:jc w:val="right"/>
         <w:rPr>
           <w:rStyle w:val="Forte"/>
-          <w:rFonts w:ascii="Arial" w:hAnsi="Arial" w:cs="Arial"/>
+          <w:rFonts w:cs="Arial"/>
           <w:b w:val="0"/>
           <w:color w:val="001D35"/>
           <w:shd w:val="clear" w:color="auto" w:fill="FFFFFF"/>
@@ -282,7 +251,7 @@
       <w:pPr>
         <w:rPr>
           <w:rStyle w:val="Forte"/>
-          <w:rFonts w:ascii="Arial" w:hAnsi="Arial" w:cs="Arial"/>
+          <w:rFonts w:cs="Arial"/>
           <w:b w:val="0"/>
           <w:color w:val="001D35"/>
           <w:shd w:val="clear" w:color="auto" w:fill="FFFFFF"/>
@@ -291,7 +260,7 @@
     </w:p>
     <w:p>
       <w:pPr>
-        <w:spacing w:before="12240" w:after="0"/>
+        <w:spacing w:before="11880" w:after="0"/>
         <w:jc w:val="right"/>
         <w:rPr>
           <w:bCs/>
@@ -359,6 +328,2274 @@
       <w:r>
         <w:t>Aqui vai ficar o Abstract</w:t>
       </w:r>
+    </w:p>
+    <w:p>
+      <w:r>
+        <w:br w:type="page"/>
+      </w:r>
+    </w:p>
+    <w:p>
+      <w:pPr>
+        <w:pStyle w:val="SemEspaamento"/>
+      </w:pPr>
+      <w:r>
+        <w:lastRenderedPageBreak/>
+        <w:t>INDICE DE ILUSTRAÇÕES</w:t>
+      </w:r>
+    </w:p>
+    <w:p/>
+    <w:p>
+      <w:r>
+        <w:t>Aqui vai ficar as ilustrações</w:t>
+      </w:r>
+    </w:p>
+    <w:p>
+      <w:r>
+        <w:br w:type="page"/>
+      </w:r>
+    </w:p>
+    <w:p>
+      <w:pPr>
+        <w:pStyle w:val="SemEspaamento"/>
+      </w:pPr>
+      <w:r>
+        <w:lastRenderedPageBreak/>
+        <w:t>SUMÁRIO</w:t>
+      </w:r>
+    </w:p>
+    <w:p>
+      <w:pPr>
+        <w:pStyle w:val="SemEspaamento"/>
+      </w:pPr>
+    </w:p>
+    <w:p>
+      <w:pPr>
+        <w:pStyle w:val="Sumrio1"/>
+        <w:rPr>
+          <w:rFonts w:asciiTheme="minorHAnsi" w:eastAsiaTheme="minorEastAsia" w:hAnsiTheme="minorHAnsi"/>
+          <w:noProof/>
+          <w:sz w:val="22"/>
+          <w:lang w:eastAsia="pt-BR"/>
+        </w:rPr>
+      </w:pPr>
+      <w:r>
+        <w:fldChar w:fldCharType="begin"/>
+      </w:r>
+      <w:r>
+        <w:instrText xml:space="preserve"> TOC \o "1-5" \h \z \u </w:instrText>
+      </w:r>
+      <w:r>
+        <w:fldChar w:fldCharType="separate"/>
+      </w:r>
+      <w:hyperlink w:anchor="_Toc225406450" w:history="1">
+        <w:r>
+          <w:rPr>
+            <w:rStyle w:val="Hyperlink"/>
+            <w:noProof/>
+          </w:rPr>
+          <w:t>1</w:t>
+        </w:r>
+        <w:r>
+          <w:rPr>
+            <w:rFonts w:asciiTheme="minorHAnsi" w:eastAsiaTheme="minorEastAsia" w:hAnsiTheme="minorHAnsi"/>
+            <w:noProof/>
+            <w:sz w:val="22"/>
+            <w:lang w:eastAsia="pt-BR"/>
+          </w:rPr>
+          <w:tab/>
+        </w:r>
+        <w:r>
+          <w:rPr>
+            <w:rStyle w:val="Hyperlink"/>
+            <w:noProof/>
+          </w:rPr>
+          <w:t>INTRODUÇÃO</w:t>
+        </w:r>
+        <w:r>
+          <w:rPr>
+            <w:noProof/>
+            <w:webHidden/>
+          </w:rPr>
+          <w:tab/>
+        </w:r>
+        <w:r>
+          <w:rPr>
+            <w:noProof/>
+            <w:webHidden/>
+          </w:rPr>
+          <w:fldChar w:fldCharType="begin"/>
+        </w:r>
+        <w:r>
+          <w:rPr>
+            <w:noProof/>
+            <w:webHidden/>
+          </w:rPr>
+          <w:instrText xml:space="preserve"> PAGEREF _Toc225406450 \h </w:instrText>
+        </w:r>
+        <w:r>
+          <w:rPr>
+            <w:noProof/>
+            <w:webHidden/>
+          </w:rPr>
+        </w:r>
+        <w:r>
+          <w:rPr>
+            <w:noProof/>
+            <w:webHidden/>
+          </w:rPr>
+          <w:fldChar w:fldCharType="separate"/>
+        </w:r>
+        <w:r>
+          <w:rPr>
+            <w:noProof/>
+            <w:webHidden/>
+          </w:rPr>
+          <w:t>11</w:t>
+        </w:r>
+        <w:r>
+          <w:rPr>
+            <w:noProof/>
+            <w:webHidden/>
+          </w:rPr>
+          <w:fldChar w:fldCharType="end"/>
+        </w:r>
+      </w:hyperlink>
+    </w:p>
+    <w:p>
+      <w:pPr>
+        <w:pStyle w:val="Sumrio2"/>
+        <w:rPr>
+          <w:rFonts w:asciiTheme="minorHAnsi" w:eastAsiaTheme="minorEastAsia" w:hAnsiTheme="minorHAnsi"/>
+          <w:noProof/>
+          <w:sz w:val="22"/>
+          <w:lang w:eastAsia="pt-BR"/>
+        </w:rPr>
+      </w:pPr>
+      <w:hyperlink w:anchor="_Toc225406451" w:history="1">
+        <w:r>
+          <w:rPr>
+            <w:rStyle w:val="Hyperlink"/>
+            <w:noProof/>
+          </w:rPr>
+          <w:t>1.1</w:t>
+        </w:r>
+        <w:r>
+          <w:rPr>
+            <w:rFonts w:asciiTheme="minorHAnsi" w:eastAsiaTheme="minorEastAsia" w:hAnsiTheme="minorHAnsi"/>
+            <w:noProof/>
+            <w:sz w:val="22"/>
+            <w:lang w:eastAsia="pt-BR"/>
+          </w:rPr>
+          <w:tab/>
+        </w:r>
+        <w:r>
+          <w:rPr>
+            <w:rStyle w:val="Hyperlink"/>
+            <w:noProof/>
+          </w:rPr>
+          <w:t>Problemática</w:t>
+        </w:r>
+        <w:r>
+          <w:rPr>
+            <w:noProof/>
+            <w:webHidden/>
+          </w:rPr>
+          <w:tab/>
+        </w:r>
+        <w:r>
+          <w:rPr>
+            <w:noProof/>
+            <w:webHidden/>
+          </w:rPr>
+          <w:fldChar w:fldCharType="begin"/>
+        </w:r>
+        <w:r>
+          <w:rPr>
+            <w:noProof/>
+            <w:webHidden/>
+          </w:rPr>
+          <w:instrText xml:space="preserve"> PAGEREF _Toc225406451 \h </w:instrText>
+        </w:r>
+        <w:r>
+          <w:rPr>
+            <w:noProof/>
+            <w:webHidden/>
+          </w:rPr>
+        </w:r>
+        <w:r>
+          <w:rPr>
+            <w:noProof/>
+            <w:webHidden/>
+          </w:rPr>
+          <w:fldChar w:fldCharType="separate"/>
+        </w:r>
+        <w:r>
+          <w:rPr>
+            <w:noProof/>
+            <w:webHidden/>
+          </w:rPr>
+          <w:t>11</w:t>
+        </w:r>
+        <w:r>
+          <w:rPr>
+            <w:noProof/>
+            <w:webHidden/>
+          </w:rPr>
+          <w:fldChar w:fldCharType="end"/>
+        </w:r>
+      </w:hyperlink>
+    </w:p>
+    <w:p>
+      <w:pPr>
+        <w:pStyle w:val="Sumrio2"/>
+        <w:rPr>
+          <w:rFonts w:asciiTheme="minorHAnsi" w:eastAsiaTheme="minorEastAsia" w:hAnsiTheme="minorHAnsi"/>
+          <w:noProof/>
+          <w:sz w:val="22"/>
+          <w:lang w:eastAsia="pt-BR"/>
+        </w:rPr>
+      </w:pPr>
+      <w:hyperlink w:anchor="_Toc225406452" w:history="1">
+        <w:r>
+          <w:rPr>
+            <w:rStyle w:val="Hyperlink"/>
+            <w:noProof/>
+          </w:rPr>
+          <w:t>1.2</w:t>
+        </w:r>
+        <w:r>
+          <w:rPr>
+            <w:rFonts w:asciiTheme="minorHAnsi" w:eastAsiaTheme="minorEastAsia" w:hAnsiTheme="minorHAnsi"/>
+            <w:noProof/>
+            <w:sz w:val="22"/>
+            <w:lang w:eastAsia="pt-BR"/>
+          </w:rPr>
+          <w:tab/>
+        </w:r>
+        <w:r>
+          <w:rPr>
+            <w:rStyle w:val="Hyperlink"/>
+            <w:noProof/>
+          </w:rPr>
+          <w:t>Justificativa</w:t>
+        </w:r>
+        <w:r>
+          <w:rPr>
+            <w:noProof/>
+            <w:webHidden/>
+          </w:rPr>
+          <w:tab/>
+        </w:r>
+        <w:r>
+          <w:rPr>
+            <w:noProof/>
+            <w:webHidden/>
+          </w:rPr>
+          <w:fldChar w:fldCharType="begin"/>
+        </w:r>
+        <w:r>
+          <w:rPr>
+            <w:noProof/>
+            <w:webHidden/>
+          </w:rPr>
+          <w:instrText xml:space="preserve"> PAGEREF _Toc225406452 \h </w:instrText>
+        </w:r>
+        <w:r>
+          <w:rPr>
+            <w:noProof/>
+            <w:webHidden/>
+          </w:rPr>
+        </w:r>
+        <w:r>
+          <w:rPr>
+            <w:noProof/>
+            <w:webHidden/>
+          </w:rPr>
+          <w:fldChar w:fldCharType="separate"/>
+        </w:r>
+        <w:r>
+          <w:rPr>
+            <w:noProof/>
+            <w:webHidden/>
+          </w:rPr>
+          <w:t>11</w:t>
+        </w:r>
+        <w:r>
+          <w:rPr>
+            <w:noProof/>
+            <w:webHidden/>
+          </w:rPr>
+          <w:fldChar w:fldCharType="end"/>
+        </w:r>
+      </w:hyperlink>
+    </w:p>
+    <w:p>
+      <w:pPr>
+        <w:pStyle w:val="Sumrio2"/>
+        <w:rPr>
+          <w:rFonts w:asciiTheme="minorHAnsi" w:eastAsiaTheme="minorEastAsia" w:hAnsiTheme="minorHAnsi"/>
+          <w:noProof/>
+          <w:sz w:val="22"/>
+          <w:lang w:eastAsia="pt-BR"/>
+        </w:rPr>
+      </w:pPr>
+      <w:hyperlink w:anchor="_Toc225406453" w:history="1">
+        <w:r>
+          <w:rPr>
+            <w:rStyle w:val="Hyperlink"/>
+            <w:noProof/>
+          </w:rPr>
+          <w:t>1.3</w:t>
+        </w:r>
+        <w:r>
+          <w:rPr>
+            <w:rFonts w:asciiTheme="minorHAnsi" w:eastAsiaTheme="minorEastAsia" w:hAnsiTheme="minorHAnsi"/>
+            <w:noProof/>
+            <w:sz w:val="22"/>
+            <w:lang w:eastAsia="pt-BR"/>
+          </w:rPr>
+          <w:tab/>
+        </w:r>
+        <w:r>
+          <w:rPr>
+            <w:rStyle w:val="Hyperlink"/>
+            <w:noProof/>
+          </w:rPr>
+          <w:t>Objetivos</w:t>
+        </w:r>
+        <w:r>
+          <w:rPr>
+            <w:noProof/>
+            <w:webHidden/>
+          </w:rPr>
+          <w:tab/>
+        </w:r>
+        <w:r>
+          <w:rPr>
+            <w:noProof/>
+            <w:webHidden/>
+          </w:rPr>
+          <w:fldChar w:fldCharType="begin"/>
+        </w:r>
+        <w:r>
+          <w:rPr>
+            <w:noProof/>
+            <w:webHidden/>
+          </w:rPr>
+          <w:instrText xml:space="preserve"> PAGEREF _Toc225406453 \h </w:instrText>
+        </w:r>
+        <w:r>
+          <w:rPr>
+            <w:noProof/>
+            <w:webHidden/>
+          </w:rPr>
+        </w:r>
+        <w:r>
+          <w:rPr>
+            <w:noProof/>
+            <w:webHidden/>
+          </w:rPr>
+          <w:fldChar w:fldCharType="separate"/>
+        </w:r>
+        <w:r>
+          <w:rPr>
+            <w:noProof/>
+            <w:webHidden/>
+          </w:rPr>
+          <w:t>12</w:t>
+        </w:r>
+        <w:r>
+          <w:rPr>
+            <w:noProof/>
+            <w:webHidden/>
+          </w:rPr>
+          <w:fldChar w:fldCharType="end"/>
+        </w:r>
+      </w:hyperlink>
+    </w:p>
+    <w:p>
+      <w:pPr>
+        <w:pStyle w:val="Sumrio3"/>
+        <w:rPr>
+          <w:rFonts w:asciiTheme="minorHAnsi" w:eastAsiaTheme="minorEastAsia" w:hAnsiTheme="minorHAnsi"/>
+          <w:noProof/>
+          <w:sz w:val="22"/>
+          <w:lang w:eastAsia="pt-BR"/>
+        </w:rPr>
+      </w:pPr>
+      <w:hyperlink w:anchor="_Toc225406454" w:history="1">
+        <w:r>
+          <w:rPr>
+            <w:rStyle w:val="Hyperlink"/>
+            <w:noProof/>
+          </w:rPr>
+          <w:t>1.3.1</w:t>
+        </w:r>
+        <w:r>
+          <w:rPr>
+            <w:rFonts w:asciiTheme="minorHAnsi" w:eastAsiaTheme="minorEastAsia" w:hAnsiTheme="minorHAnsi"/>
+            <w:noProof/>
+            <w:sz w:val="22"/>
+            <w:lang w:eastAsia="pt-BR"/>
+          </w:rPr>
+          <w:tab/>
+        </w:r>
+        <w:r>
+          <w:rPr>
+            <w:rStyle w:val="Hyperlink"/>
+            <w:noProof/>
+          </w:rPr>
+          <w:t>Objetivo Geral</w:t>
+        </w:r>
+        <w:r>
+          <w:rPr>
+            <w:noProof/>
+            <w:webHidden/>
+          </w:rPr>
+          <w:tab/>
+        </w:r>
+        <w:r>
+          <w:rPr>
+            <w:noProof/>
+            <w:webHidden/>
+          </w:rPr>
+          <w:fldChar w:fldCharType="begin"/>
+        </w:r>
+        <w:r>
+          <w:rPr>
+            <w:noProof/>
+            <w:webHidden/>
+          </w:rPr>
+          <w:instrText xml:space="preserve"> PAGEREF _Toc225406454 \h </w:instrText>
+        </w:r>
+        <w:r>
+          <w:rPr>
+            <w:noProof/>
+            <w:webHidden/>
+          </w:rPr>
+        </w:r>
+        <w:r>
+          <w:rPr>
+            <w:noProof/>
+            <w:webHidden/>
+          </w:rPr>
+          <w:fldChar w:fldCharType="separate"/>
+        </w:r>
+        <w:r>
+          <w:rPr>
+            <w:noProof/>
+            <w:webHidden/>
+          </w:rPr>
+          <w:t>12</w:t>
+        </w:r>
+        <w:r>
+          <w:rPr>
+            <w:noProof/>
+            <w:webHidden/>
+          </w:rPr>
+          <w:fldChar w:fldCharType="end"/>
+        </w:r>
+      </w:hyperlink>
+    </w:p>
+    <w:p>
+      <w:pPr>
+        <w:pStyle w:val="Sumrio3"/>
+        <w:rPr>
+          <w:rFonts w:asciiTheme="minorHAnsi" w:eastAsiaTheme="minorEastAsia" w:hAnsiTheme="minorHAnsi"/>
+          <w:noProof/>
+          <w:sz w:val="22"/>
+          <w:lang w:eastAsia="pt-BR"/>
+        </w:rPr>
+      </w:pPr>
+      <w:hyperlink w:anchor="_Toc225406455" w:history="1">
+        <w:r>
+          <w:rPr>
+            <w:rStyle w:val="Hyperlink"/>
+            <w:noProof/>
+          </w:rPr>
+          <w:t>1.3.2</w:t>
+        </w:r>
+        <w:r>
+          <w:rPr>
+            <w:rFonts w:asciiTheme="minorHAnsi" w:eastAsiaTheme="minorEastAsia" w:hAnsiTheme="minorHAnsi"/>
+            <w:noProof/>
+            <w:sz w:val="22"/>
+            <w:lang w:eastAsia="pt-BR"/>
+          </w:rPr>
+          <w:tab/>
+        </w:r>
+        <w:r>
+          <w:rPr>
+            <w:rStyle w:val="Hyperlink"/>
+            <w:noProof/>
+          </w:rPr>
+          <w:t>Objetivos Específicos</w:t>
+        </w:r>
+        <w:r>
+          <w:rPr>
+            <w:noProof/>
+            <w:webHidden/>
+          </w:rPr>
+          <w:tab/>
+        </w:r>
+        <w:r>
+          <w:rPr>
+            <w:noProof/>
+            <w:webHidden/>
+          </w:rPr>
+          <w:fldChar w:fldCharType="begin"/>
+        </w:r>
+        <w:r>
+          <w:rPr>
+            <w:noProof/>
+            <w:webHidden/>
+          </w:rPr>
+          <w:instrText xml:space="preserve"> PAGEREF _Toc225406455 \h </w:instrText>
+        </w:r>
+        <w:r>
+          <w:rPr>
+            <w:noProof/>
+            <w:webHidden/>
+          </w:rPr>
+        </w:r>
+        <w:r>
+          <w:rPr>
+            <w:noProof/>
+            <w:webHidden/>
+          </w:rPr>
+          <w:fldChar w:fldCharType="separate"/>
+        </w:r>
+        <w:r>
+          <w:rPr>
+            <w:noProof/>
+            <w:webHidden/>
+          </w:rPr>
+          <w:t>12</w:t>
+        </w:r>
+        <w:r>
+          <w:rPr>
+            <w:noProof/>
+            <w:webHidden/>
+          </w:rPr>
+          <w:fldChar w:fldCharType="end"/>
+        </w:r>
+      </w:hyperlink>
+    </w:p>
+    <w:p>
+      <w:pPr>
+        <w:pStyle w:val="Sumrio2"/>
+        <w:rPr>
+          <w:rFonts w:asciiTheme="minorHAnsi" w:eastAsiaTheme="minorEastAsia" w:hAnsiTheme="minorHAnsi"/>
+          <w:noProof/>
+          <w:sz w:val="22"/>
+          <w:lang w:eastAsia="pt-BR"/>
+        </w:rPr>
+      </w:pPr>
+      <w:hyperlink w:anchor="_Toc225406456" w:history="1">
+        <w:r>
+          <w:rPr>
+            <w:rStyle w:val="Hyperlink"/>
+            <w:noProof/>
+          </w:rPr>
+          <w:t>1.4</w:t>
+        </w:r>
+        <w:r>
+          <w:rPr>
+            <w:rFonts w:asciiTheme="minorHAnsi" w:eastAsiaTheme="minorEastAsia" w:hAnsiTheme="minorHAnsi"/>
+            <w:noProof/>
+            <w:sz w:val="22"/>
+            <w:lang w:eastAsia="pt-BR"/>
+          </w:rPr>
+          <w:tab/>
+        </w:r>
+        <w:r>
+          <w:rPr>
+            <w:rStyle w:val="Hyperlink"/>
+            <w:noProof/>
+          </w:rPr>
+          <w:t>Metodologia</w:t>
+        </w:r>
+        <w:r>
+          <w:rPr>
+            <w:noProof/>
+            <w:webHidden/>
+          </w:rPr>
+          <w:tab/>
+        </w:r>
+        <w:r>
+          <w:rPr>
+            <w:noProof/>
+            <w:webHidden/>
+          </w:rPr>
+          <w:fldChar w:fldCharType="begin"/>
+        </w:r>
+        <w:r>
+          <w:rPr>
+            <w:noProof/>
+            <w:webHidden/>
+          </w:rPr>
+          <w:instrText xml:space="preserve"> PAGEREF _Toc225406456 \h </w:instrText>
+        </w:r>
+        <w:r>
+          <w:rPr>
+            <w:noProof/>
+            <w:webHidden/>
+          </w:rPr>
+        </w:r>
+        <w:r>
+          <w:rPr>
+            <w:noProof/>
+            <w:webHidden/>
+          </w:rPr>
+          <w:fldChar w:fldCharType="separate"/>
+        </w:r>
+        <w:r>
+          <w:rPr>
+            <w:noProof/>
+            <w:webHidden/>
+          </w:rPr>
+          <w:t>12</w:t>
+        </w:r>
+        <w:r>
+          <w:rPr>
+            <w:noProof/>
+            <w:webHidden/>
+          </w:rPr>
+          <w:fldChar w:fldCharType="end"/>
+        </w:r>
+      </w:hyperlink>
+    </w:p>
+    <w:p>
+      <w:pPr>
+        <w:pStyle w:val="Sumrio2"/>
+        <w:rPr>
+          <w:rFonts w:asciiTheme="minorHAnsi" w:eastAsiaTheme="minorEastAsia" w:hAnsiTheme="minorHAnsi"/>
+          <w:noProof/>
+          <w:sz w:val="22"/>
+          <w:lang w:eastAsia="pt-BR"/>
+        </w:rPr>
+      </w:pPr>
+      <w:hyperlink w:anchor="_Toc225406457" w:history="1">
+        <w:r>
+          <w:rPr>
+            <w:rStyle w:val="Hyperlink"/>
+            <w:noProof/>
+          </w:rPr>
+          <w:t>1.5</w:t>
+        </w:r>
+        <w:r>
+          <w:rPr>
+            <w:rFonts w:asciiTheme="minorHAnsi" w:eastAsiaTheme="minorEastAsia" w:hAnsiTheme="minorHAnsi"/>
+            <w:noProof/>
+            <w:sz w:val="22"/>
+            <w:lang w:eastAsia="pt-BR"/>
+          </w:rPr>
+          <w:tab/>
+        </w:r>
+        <w:r>
+          <w:rPr>
+            <w:rStyle w:val="Hyperlink"/>
+            <w:noProof/>
+          </w:rPr>
+          <w:t>Resultados Esperados</w:t>
+        </w:r>
+        <w:r>
+          <w:rPr>
+            <w:noProof/>
+            <w:webHidden/>
+          </w:rPr>
+          <w:tab/>
+        </w:r>
+        <w:r>
+          <w:rPr>
+            <w:noProof/>
+            <w:webHidden/>
+          </w:rPr>
+          <w:fldChar w:fldCharType="begin"/>
+        </w:r>
+        <w:r>
+          <w:rPr>
+            <w:noProof/>
+            <w:webHidden/>
+          </w:rPr>
+          <w:instrText xml:space="preserve"> PAGEREF _Toc225406457 \h </w:instrText>
+        </w:r>
+        <w:r>
+          <w:rPr>
+            <w:noProof/>
+            <w:webHidden/>
+          </w:rPr>
+        </w:r>
+        <w:r>
+          <w:rPr>
+            <w:noProof/>
+            <w:webHidden/>
+          </w:rPr>
+          <w:fldChar w:fldCharType="separate"/>
+        </w:r>
+        <w:r>
+          <w:rPr>
+            <w:noProof/>
+            <w:webHidden/>
+          </w:rPr>
+          <w:t>12</w:t>
+        </w:r>
+        <w:r>
+          <w:rPr>
+            <w:noProof/>
+            <w:webHidden/>
+          </w:rPr>
+          <w:fldChar w:fldCharType="end"/>
+        </w:r>
+      </w:hyperlink>
+    </w:p>
+    <w:p>
+      <w:pPr>
+        <w:pStyle w:val="Sumrio1"/>
+        <w:rPr>
+          <w:rFonts w:asciiTheme="minorHAnsi" w:eastAsiaTheme="minorEastAsia" w:hAnsiTheme="minorHAnsi"/>
+          <w:noProof/>
+          <w:sz w:val="22"/>
+          <w:lang w:eastAsia="pt-BR"/>
+        </w:rPr>
+      </w:pPr>
+      <w:hyperlink w:anchor="_Toc225406458" w:history="1">
+        <w:r>
+          <w:rPr>
+            <w:rStyle w:val="Hyperlink"/>
+            <w:noProof/>
+          </w:rPr>
+          <w:t>2</w:t>
+        </w:r>
+        <w:r>
+          <w:rPr>
+            <w:rFonts w:asciiTheme="minorHAnsi" w:eastAsiaTheme="minorEastAsia" w:hAnsiTheme="minorHAnsi"/>
+            <w:noProof/>
+            <w:sz w:val="22"/>
+            <w:lang w:eastAsia="pt-BR"/>
+          </w:rPr>
+          <w:tab/>
+        </w:r>
+        <w:r>
+          <w:rPr>
+            <w:rStyle w:val="Hyperlink"/>
+            <w:noProof/>
+          </w:rPr>
+          <w:t>REFERENCIAL TEÓRICO</w:t>
+        </w:r>
+        <w:r>
+          <w:rPr>
+            <w:noProof/>
+            <w:webHidden/>
+          </w:rPr>
+          <w:tab/>
+        </w:r>
+        <w:r>
+          <w:rPr>
+            <w:noProof/>
+            <w:webHidden/>
+          </w:rPr>
+          <w:fldChar w:fldCharType="begin"/>
+        </w:r>
+        <w:r>
+          <w:rPr>
+            <w:noProof/>
+            <w:webHidden/>
+          </w:rPr>
+          <w:instrText xml:space="preserve"> PAGEREF _Toc225406458 \h </w:instrText>
+        </w:r>
+        <w:r>
+          <w:rPr>
+            <w:noProof/>
+            <w:webHidden/>
+          </w:rPr>
+        </w:r>
+        <w:r>
+          <w:rPr>
+            <w:noProof/>
+            <w:webHidden/>
+          </w:rPr>
+          <w:fldChar w:fldCharType="separate"/>
+        </w:r>
+        <w:r>
+          <w:rPr>
+            <w:noProof/>
+            <w:webHidden/>
+          </w:rPr>
+          <w:t>14</w:t>
+        </w:r>
+        <w:r>
+          <w:rPr>
+            <w:noProof/>
+            <w:webHidden/>
+          </w:rPr>
+          <w:fldChar w:fldCharType="end"/>
+        </w:r>
+      </w:hyperlink>
+    </w:p>
+    <w:p>
+      <w:pPr>
+        <w:pStyle w:val="Sumrio2"/>
+        <w:rPr>
+          <w:rFonts w:asciiTheme="minorHAnsi" w:eastAsiaTheme="minorEastAsia" w:hAnsiTheme="minorHAnsi"/>
+          <w:noProof/>
+          <w:sz w:val="22"/>
+          <w:lang w:eastAsia="pt-BR"/>
+        </w:rPr>
+      </w:pPr>
+      <w:hyperlink w:anchor="_Toc225406459" w:history="1">
+        <w:r>
+          <w:rPr>
+            <w:rStyle w:val="Hyperlink"/>
+            <w:noProof/>
+          </w:rPr>
+          <w:t>2.1</w:t>
+        </w:r>
+        <w:r>
+          <w:rPr>
+            <w:rFonts w:asciiTheme="minorHAnsi" w:eastAsiaTheme="minorEastAsia" w:hAnsiTheme="minorHAnsi"/>
+            <w:noProof/>
+            <w:sz w:val="22"/>
+            <w:lang w:eastAsia="pt-BR"/>
+          </w:rPr>
+          <w:tab/>
+        </w:r>
+        <w:r>
+          <w:rPr>
+            <w:rStyle w:val="Hyperlink"/>
+            <w:noProof/>
+          </w:rPr>
+          <w:t>Simulando um subtítulo</w:t>
+        </w:r>
+        <w:r>
+          <w:rPr>
+            <w:noProof/>
+            <w:webHidden/>
+          </w:rPr>
+          <w:tab/>
+        </w:r>
+        <w:r>
+          <w:rPr>
+            <w:noProof/>
+            <w:webHidden/>
+          </w:rPr>
+          <w:fldChar w:fldCharType="begin"/>
+        </w:r>
+        <w:r>
+          <w:rPr>
+            <w:noProof/>
+            <w:webHidden/>
+          </w:rPr>
+          <w:instrText xml:space="preserve"> PAGEREF _Toc225406459 \h </w:instrText>
+        </w:r>
+        <w:r>
+          <w:rPr>
+            <w:noProof/>
+            <w:webHidden/>
+          </w:rPr>
+        </w:r>
+        <w:r>
+          <w:rPr>
+            <w:noProof/>
+            <w:webHidden/>
+          </w:rPr>
+          <w:fldChar w:fldCharType="separate"/>
+        </w:r>
+        <w:r>
+          <w:rPr>
+            <w:noProof/>
+            <w:webHidden/>
+          </w:rPr>
+          <w:t>14</w:t>
+        </w:r>
+        <w:r>
+          <w:rPr>
+            <w:noProof/>
+            <w:webHidden/>
+          </w:rPr>
+          <w:fldChar w:fldCharType="end"/>
+        </w:r>
+      </w:hyperlink>
+    </w:p>
+    <w:p>
+      <w:pPr>
+        <w:pStyle w:val="Sumrio3"/>
+        <w:rPr>
+          <w:rFonts w:asciiTheme="minorHAnsi" w:eastAsiaTheme="minorEastAsia" w:hAnsiTheme="minorHAnsi"/>
+          <w:noProof/>
+          <w:sz w:val="22"/>
+          <w:lang w:eastAsia="pt-BR"/>
+        </w:rPr>
+      </w:pPr>
+      <w:hyperlink w:anchor="_Toc225406460" w:history="1">
+        <w:r>
+          <w:rPr>
+            <w:rStyle w:val="Hyperlink"/>
+            <w:noProof/>
+          </w:rPr>
+          <w:t>2.1.1</w:t>
+        </w:r>
+        <w:r>
+          <w:rPr>
+            <w:rFonts w:asciiTheme="minorHAnsi" w:eastAsiaTheme="minorEastAsia" w:hAnsiTheme="minorHAnsi"/>
+            <w:noProof/>
+            <w:sz w:val="22"/>
+            <w:lang w:eastAsia="pt-BR"/>
+          </w:rPr>
+          <w:tab/>
+        </w:r>
+        <w:r>
+          <w:rPr>
+            <w:rStyle w:val="Hyperlink"/>
+            <w:noProof/>
+          </w:rPr>
+          <w:t>Outro nível de subtítulo</w:t>
+        </w:r>
+        <w:r>
+          <w:rPr>
+            <w:noProof/>
+            <w:webHidden/>
+          </w:rPr>
+          <w:tab/>
+        </w:r>
+        <w:r>
+          <w:rPr>
+            <w:noProof/>
+            <w:webHidden/>
+          </w:rPr>
+          <w:fldChar w:fldCharType="begin"/>
+        </w:r>
+        <w:r>
+          <w:rPr>
+            <w:noProof/>
+            <w:webHidden/>
+          </w:rPr>
+          <w:instrText xml:space="preserve"> PAGEREF _Toc225406460 \h </w:instrText>
+        </w:r>
+        <w:r>
+          <w:rPr>
+            <w:noProof/>
+            <w:webHidden/>
+          </w:rPr>
+        </w:r>
+        <w:r>
+          <w:rPr>
+            <w:noProof/>
+            <w:webHidden/>
+          </w:rPr>
+          <w:fldChar w:fldCharType="separate"/>
+        </w:r>
+        <w:r>
+          <w:rPr>
+            <w:noProof/>
+            <w:webHidden/>
+          </w:rPr>
+          <w:t>14</w:t>
+        </w:r>
+        <w:r>
+          <w:rPr>
+            <w:noProof/>
+            <w:webHidden/>
+          </w:rPr>
+          <w:fldChar w:fldCharType="end"/>
+        </w:r>
+      </w:hyperlink>
+    </w:p>
+    <w:p>
+      <w:pPr>
+        <w:pStyle w:val="Sumrio2"/>
+        <w:rPr>
+          <w:rFonts w:asciiTheme="minorHAnsi" w:eastAsiaTheme="minorEastAsia" w:hAnsiTheme="minorHAnsi"/>
+          <w:noProof/>
+          <w:sz w:val="22"/>
+          <w:lang w:eastAsia="pt-BR"/>
+        </w:rPr>
+      </w:pPr>
+      <w:hyperlink w:anchor="_Toc225406461" w:history="1">
+        <w:r>
+          <w:rPr>
+            <w:rStyle w:val="Hyperlink"/>
+            <w:noProof/>
+          </w:rPr>
+          <w:t>2.2</w:t>
+        </w:r>
+        <w:r>
+          <w:rPr>
+            <w:rFonts w:asciiTheme="minorHAnsi" w:eastAsiaTheme="minorEastAsia" w:hAnsiTheme="minorHAnsi"/>
+            <w:noProof/>
+            <w:sz w:val="22"/>
+            <w:lang w:eastAsia="pt-BR"/>
+          </w:rPr>
+          <w:tab/>
+        </w:r>
+        <w:r>
+          <w:rPr>
+            <w:rStyle w:val="Hyperlink"/>
+            <w:noProof/>
+          </w:rPr>
+          <w:t>Outro subtítulo</w:t>
+        </w:r>
+        <w:r>
+          <w:rPr>
+            <w:noProof/>
+            <w:webHidden/>
+          </w:rPr>
+          <w:tab/>
+        </w:r>
+        <w:r>
+          <w:rPr>
+            <w:noProof/>
+            <w:webHidden/>
+          </w:rPr>
+          <w:fldChar w:fldCharType="begin"/>
+        </w:r>
+        <w:r>
+          <w:rPr>
+            <w:noProof/>
+            <w:webHidden/>
+          </w:rPr>
+          <w:instrText xml:space="preserve"> PAGEREF _Toc225406461 \h </w:instrText>
+        </w:r>
+        <w:r>
+          <w:rPr>
+            <w:noProof/>
+            <w:webHidden/>
+          </w:rPr>
+        </w:r>
+        <w:r>
+          <w:rPr>
+            <w:noProof/>
+            <w:webHidden/>
+          </w:rPr>
+          <w:fldChar w:fldCharType="separate"/>
+        </w:r>
+        <w:r>
+          <w:rPr>
+            <w:noProof/>
+            <w:webHidden/>
+          </w:rPr>
+          <w:t>14</w:t>
+        </w:r>
+        <w:r>
+          <w:rPr>
+            <w:noProof/>
+            <w:webHidden/>
+          </w:rPr>
+          <w:fldChar w:fldCharType="end"/>
+        </w:r>
+      </w:hyperlink>
+    </w:p>
+    <w:p>
+      <w:pPr>
+        <w:pStyle w:val="Sumrio3"/>
+        <w:rPr>
+          <w:rFonts w:asciiTheme="minorHAnsi" w:eastAsiaTheme="minorEastAsia" w:hAnsiTheme="minorHAnsi"/>
+          <w:noProof/>
+          <w:sz w:val="22"/>
+          <w:lang w:eastAsia="pt-BR"/>
+        </w:rPr>
+      </w:pPr>
+      <w:hyperlink w:anchor="_Toc225406462" w:history="1">
+        <w:r>
+          <w:rPr>
+            <w:rStyle w:val="Hyperlink"/>
+            <w:noProof/>
+          </w:rPr>
+          <w:t>2.2.1</w:t>
+        </w:r>
+        <w:r>
+          <w:rPr>
+            <w:rFonts w:asciiTheme="minorHAnsi" w:eastAsiaTheme="minorEastAsia" w:hAnsiTheme="minorHAnsi"/>
+            <w:noProof/>
+            <w:sz w:val="22"/>
+            <w:lang w:eastAsia="pt-BR"/>
+          </w:rPr>
+          <w:tab/>
+        </w:r>
+        <w:r>
+          <w:rPr>
+            <w:rStyle w:val="Hyperlink"/>
+            <w:noProof/>
+          </w:rPr>
+          <w:t>Mais um nível de titulo 3</w:t>
+        </w:r>
+        <w:r>
+          <w:rPr>
+            <w:noProof/>
+            <w:webHidden/>
+          </w:rPr>
+          <w:tab/>
+        </w:r>
+        <w:r>
+          <w:rPr>
+            <w:noProof/>
+            <w:webHidden/>
+          </w:rPr>
+          <w:fldChar w:fldCharType="begin"/>
+        </w:r>
+        <w:r>
+          <w:rPr>
+            <w:noProof/>
+            <w:webHidden/>
+          </w:rPr>
+          <w:instrText xml:space="preserve"> PAGEREF _Toc225406462 \h </w:instrText>
+        </w:r>
+        <w:r>
+          <w:rPr>
+            <w:noProof/>
+            <w:webHidden/>
+          </w:rPr>
+        </w:r>
+        <w:r>
+          <w:rPr>
+            <w:noProof/>
+            <w:webHidden/>
+          </w:rPr>
+          <w:fldChar w:fldCharType="separate"/>
+        </w:r>
+        <w:r>
+          <w:rPr>
+            <w:noProof/>
+            <w:webHidden/>
+          </w:rPr>
+          <w:t>15</w:t>
+        </w:r>
+        <w:r>
+          <w:rPr>
+            <w:noProof/>
+            <w:webHidden/>
+          </w:rPr>
+          <w:fldChar w:fldCharType="end"/>
+        </w:r>
+      </w:hyperlink>
+    </w:p>
+    <w:p>
+      <w:pPr>
+        <w:pStyle w:val="Sumrio4"/>
+        <w:rPr>
+          <w:rFonts w:asciiTheme="minorHAnsi" w:eastAsiaTheme="minorEastAsia" w:hAnsiTheme="minorHAnsi"/>
+          <w:noProof/>
+          <w:sz w:val="22"/>
+          <w:lang w:eastAsia="pt-BR"/>
+        </w:rPr>
+      </w:pPr>
+      <w:hyperlink w:anchor="_Toc225406463" w:history="1">
+        <w:r>
+          <w:rPr>
+            <w:rStyle w:val="Hyperlink"/>
+            <w:noProof/>
+          </w:rPr>
+          <w:t>2.2.1.1</w:t>
+        </w:r>
+        <w:r>
+          <w:rPr>
+            <w:rFonts w:asciiTheme="minorHAnsi" w:eastAsiaTheme="minorEastAsia" w:hAnsiTheme="minorHAnsi"/>
+            <w:noProof/>
+            <w:sz w:val="22"/>
+            <w:lang w:eastAsia="pt-BR"/>
+          </w:rPr>
+          <w:tab/>
+        </w:r>
+        <w:r>
+          <w:rPr>
+            <w:rStyle w:val="Hyperlink"/>
+            <w:noProof/>
+          </w:rPr>
+          <w:t>Teste de nível 4</w:t>
+        </w:r>
+        <w:r>
+          <w:rPr>
+            <w:noProof/>
+            <w:webHidden/>
+          </w:rPr>
+          <w:tab/>
+        </w:r>
+        <w:r>
+          <w:rPr>
+            <w:noProof/>
+            <w:webHidden/>
+          </w:rPr>
+          <w:fldChar w:fldCharType="begin"/>
+        </w:r>
+        <w:r>
+          <w:rPr>
+            <w:noProof/>
+            <w:webHidden/>
+          </w:rPr>
+          <w:instrText xml:space="preserve"> PAGEREF _Toc225406463 \h </w:instrText>
+        </w:r>
+        <w:r>
+          <w:rPr>
+            <w:noProof/>
+            <w:webHidden/>
+          </w:rPr>
+        </w:r>
+        <w:r>
+          <w:rPr>
+            <w:noProof/>
+            <w:webHidden/>
+          </w:rPr>
+          <w:fldChar w:fldCharType="separate"/>
+        </w:r>
+        <w:r>
+          <w:rPr>
+            <w:noProof/>
+            <w:webHidden/>
+          </w:rPr>
+          <w:t>15</w:t>
+        </w:r>
+        <w:r>
+          <w:rPr>
+            <w:noProof/>
+            <w:webHidden/>
+          </w:rPr>
+          <w:fldChar w:fldCharType="end"/>
+        </w:r>
+      </w:hyperlink>
+    </w:p>
+    <w:p>
+      <w:pPr>
+        <w:pStyle w:val="Sumrio5"/>
+        <w:rPr>
+          <w:rFonts w:asciiTheme="minorHAnsi" w:eastAsiaTheme="minorEastAsia" w:hAnsiTheme="minorHAnsi"/>
+          <w:noProof/>
+          <w:sz w:val="22"/>
+          <w:lang w:eastAsia="pt-BR"/>
+        </w:rPr>
+      </w:pPr>
+      <w:hyperlink w:anchor="_Toc225406464" w:history="1">
+        <w:r>
+          <w:rPr>
+            <w:rStyle w:val="Hyperlink"/>
+            <w:noProof/>
+          </w:rPr>
+          <w:t>2.2.1.1.1</w:t>
+        </w:r>
+        <w:r>
+          <w:rPr>
+            <w:rFonts w:asciiTheme="minorHAnsi" w:eastAsiaTheme="minorEastAsia" w:hAnsiTheme="minorHAnsi"/>
+            <w:noProof/>
+            <w:sz w:val="22"/>
+            <w:lang w:eastAsia="pt-BR"/>
+          </w:rPr>
+          <w:tab/>
+        </w:r>
+        <w:r>
+          <w:rPr>
+            <w:rStyle w:val="Hyperlink"/>
+            <w:noProof/>
+          </w:rPr>
+          <w:t>Teste de nível 5</w:t>
+        </w:r>
+        <w:r>
+          <w:rPr>
+            <w:noProof/>
+            <w:webHidden/>
+          </w:rPr>
+          <w:tab/>
+        </w:r>
+        <w:r>
+          <w:rPr>
+            <w:noProof/>
+            <w:webHidden/>
+          </w:rPr>
+          <w:fldChar w:fldCharType="begin"/>
+        </w:r>
+        <w:r>
+          <w:rPr>
+            <w:noProof/>
+            <w:webHidden/>
+          </w:rPr>
+          <w:instrText xml:space="preserve"> PAGEREF _Toc225406464 \h </w:instrText>
+        </w:r>
+        <w:r>
+          <w:rPr>
+            <w:noProof/>
+            <w:webHidden/>
+          </w:rPr>
+        </w:r>
+        <w:r>
+          <w:rPr>
+            <w:noProof/>
+            <w:webHidden/>
+          </w:rPr>
+          <w:fldChar w:fldCharType="separate"/>
+        </w:r>
+        <w:r>
+          <w:rPr>
+            <w:noProof/>
+            <w:webHidden/>
+          </w:rPr>
+          <w:t>15</w:t>
+        </w:r>
+        <w:r>
+          <w:rPr>
+            <w:noProof/>
+            <w:webHidden/>
+          </w:rPr>
+          <w:fldChar w:fldCharType="end"/>
+        </w:r>
+      </w:hyperlink>
+    </w:p>
+    <w:p>
+      <w:pPr>
+        <w:pStyle w:val="Sumrio1"/>
+        <w:rPr>
+          <w:rFonts w:asciiTheme="minorHAnsi" w:eastAsiaTheme="minorEastAsia" w:hAnsiTheme="minorHAnsi"/>
+          <w:noProof/>
+          <w:sz w:val="22"/>
+          <w:lang w:eastAsia="pt-BR"/>
+        </w:rPr>
+      </w:pPr>
+      <w:hyperlink w:anchor="_Toc225406465" w:history="1">
+        <w:r>
+          <w:rPr>
+            <w:rStyle w:val="Hyperlink"/>
+            <w:noProof/>
+          </w:rPr>
+          <w:t>3</w:t>
+        </w:r>
+        <w:r>
+          <w:rPr>
+            <w:rFonts w:asciiTheme="minorHAnsi" w:eastAsiaTheme="minorEastAsia" w:hAnsiTheme="minorHAnsi"/>
+            <w:noProof/>
+            <w:sz w:val="22"/>
+            <w:lang w:eastAsia="pt-BR"/>
+          </w:rPr>
+          <w:tab/>
+        </w:r>
+        <w:r>
+          <w:rPr>
+            <w:rStyle w:val="Hyperlink"/>
+            <w:noProof/>
+            <w:shd w:val="clear" w:color="auto" w:fill="FFFFFF"/>
+          </w:rPr>
+          <w:t>IMERSÃO</w:t>
+        </w:r>
+        <w:r>
+          <w:rPr>
+            <w:noProof/>
+            <w:webHidden/>
+          </w:rPr>
+          <w:tab/>
+        </w:r>
+        <w:r>
+          <w:rPr>
+            <w:noProof/>
+            <w:webHidden/>
+          </w:rPr>
+          <w:fldChar w:fldCharType="begin"/>
+        </w:r>
+        <w:r>
+          <w:rPr>
+            <w:noProof/>
+            <w:webHidden/>
+          </w:rPr>
+          <w:instrText xml:space="preserve"> PAGEREF _Toc225406465 \h </w:instrText>
+        </w:r>
+        <w:r>
+          <w:rPr>
+            <w:noProof/>
+            <w:webHidden/>
+          </w:rPr>
+        </w:r>
+        <w:r>
+          <w:rPr>
+            <w:noProof/>
+            <w:webHidden/>
+          </w:rPr>
+          <w:fldChar w:fldCharType="separate"/>
+        </w:r>
+        <w:r>
+          <w:rPr>
+            <w:noProof/>
+            <w:webHidden/>
+          </w:rPr>
+          <w:t>16</w:t>
+        </w:r>
+        <w:r>
+          <w:rPr>
+            <w:noProof/>
+            <w:webHidden/>
+          </w:rPr>
+          <w:fldChar w:fldCharType="end"/>
+        </w:r>
+      </w:hyperlink>
+    </w:p>
+    <w:p>
+      <w:pPr>
+        <w:pStyle w:val="Sumrio1"/>
+        <w:rPr>
+          <w:rFonts w:asciiTheme="minorHAnsi" w:eastAsiaTheme="minorEastAsia" w:hAnsiTheme="minorHAnsi"/>
+          <w:noProof/>
+          <w:sz w:val="22"/>
+          <w:lang w:eastAsia="pt-BR"/>
+        </w:rPr>
+      </w:pPr>
+      <w:hyperlink w:anchor="_Toc225406466" w:history="1">
+        <w:r>
+          <w:rPr>
+            <w:rStyle w:val="Hyperlink"/>
+            <w:noProof/>
+          </w:rPr>
+          <w:t>4</w:t>
+        </w:r>
+        <w:r>
+          <w:rPr>
+            <w:rFonts w:asciiTheme="minorHAnsi" w:eastAsiaTheme="minorEastAsia" w:hAnsiTheme="minorHAnsi"/>
+            <w:noProof/>
+            <w:sz w:val="22"/>
+            <w:lang w:eastAsia="pt-BR"/>
+          </w:rPr>
+          <w:tab/>
+        </w:r>
+        <w:r>
+          <w:rPr>
+            <w:rStyle w:val="Hyperlink"/>
+            <w:noProof/>
+            <w:shd w:val="clear" w:color="auto" w:fill="FFFFFF"/>
+          </w:rPr>
+          <w:t>ANÁLISE E SÍNTESE</w:t>
+        </w:r>
+        <w:r>
+          <w:rPr>
+            <w:noProof/>
+            <w:webHidden/>
+          </w:rPr>
+          <w:tab/>
+        </w:r>
+        <w:r>
+          <w:rPr>
+            <w:noProof/>
+            <w:webHidden/>
+          </w:rPr>
+          <w:fldChar w:fldCharType="begin"/>
+        </w:r>
+        <w:r>
+          <w:rPr>
+            <w:noProof/>
+            <w:webHidden/>
+          </w:rPr>
+          <w:instrText xml:space="preserve"> PAGEREF _Toc225406466 \h </w:instrText>
+        </w:r>
+        <w:r>
+          <w:rPr>
+            <w:noProof/>
+            <w:webHidden/>
+          </w:rPr>
+        </w:r>
+        <w:r>
+          <w:rPr>
+            <w:noProof/>
+            <w:webHidden/>
+          </w:rPr>
+          <w:fldChar w:fldCharType="separate"/>
+        </w:r>
+        <w:r>
+          <w:rPr>
+            <w:noProof/>
+            <w:webHidden/>
+          </w:rPr>
+          <w:t>17</w:t>
+        </w:r>
+        <w:r>
+          <w:rPr>
+            <w:noProof/>
+            <w:webHidden/>
+          </w:rPr>
+          <w:fldChar w:fldCharType="end"/>
+        </w:r>
+      </w:hyperlink>
+    </w:p>
+    <w:p>
+      <w:pPr>
+        <w:pStyle w:val="Sumrio2"/>
+        <w:rPr>
+          <w:rFonts w:asciiTheme="minorHAnsi" w:eastAsiaTheme="minorEastAsia" w:hAnsiTheme="minorHAnsi"/>
+          <w:noProof/>
+          <w:sz w:val="22"/>
+          <w:lang w:eastAsia="pt-BR"/>
+        </w:rPr>
+      </w:pPr>
+      <w:hyperlink w:anchor="_Toc225406467" w:history="1">
+        <w:r>
+          <w:rPr>
+            <w:rStyle w:val="Hyperlink"/>
+            <w:noProof/>
+          </w:rPr>
+          <w:t>4.1</w:t>
+        </w:r>
+        <w:r>
+          <w:rPr>
+            <w:rFonts w:asciiTheme="minorHAnsi" w:eastAsiaTheme="minorEastAsia" w:hAnsiTheme="minorHAnsi"/>
+            <w:noProof/>
+            <w:sz w:val="22"/>
+            <w:lang w:eastAsia="pt-BR"/>
+          </w:rPr>
+          <w:tab/>
+        </w:r>
+        <w:r>
+          <w:rPr>
+            <w:rStyle w:val="Hyperlink"/>
+            <w:noProof/>
+          </w:rPr>
+          <w:t>Persona</w:t>
+        </w:r>
+        <w:r>
+          <w:rPr>
+            <w:noProof/>
+            <w:webHidden/>
+          </w:rPr>
+          <w:tab/>
+        </w:r>
+        <w:r>
+          <w:rPr>
+            <w:noProof/>
+            <w:webHidden/>
+          </w:rPr>
+          <w:fldChar w:fldCharType="begin"/>
+        </w:r>
+        <w:r>
+          <w:rPr>
+            <w:noProof/>
+            <w:webHidden/>
+          </w:rPr>
+          <w:instrText xml:space="preserve"> PAGEREF _Toc225406467 \h </w:instrText>
+        </w:r>
+        <w:r>
+          <w:rPr>
+            <w:noProof/>
+            <w:webHidden/>
+          </w:rPr>
+        </w:r>
+        <w:r>
+          <w:rPr>
+            <w:noProof/>
+            <w:webHidden/>
+          </w:rPr>
+          <w:fldChar w:fldCharType="separate"/>
+        </w:r>
+        <w:r>
+          <w:rPr>
+            <w:noProof/>
+            <w:webHidden/>
+          </w:rPr>
+          <w:t>17</w:t>
+        </w:r>
+        <w:r>
+          <w:rPr>
+            <w:noProof/>
+            <w:webHidden/>
+          </w:rPr>
+          <w:fldChar w:fldCharType="end"/>
+        </w:r>
+      </w:hyperlink>
+    </w:p>
+    <w:p>
+      <w:r>
+        <w:fldChar w:fldCharType="end"/>
+      </w:r>
+      <w:r>
+        <w:br w:type="page"/>
+      </w:r>
+    </w:p>
+    <w:p>
+      <w:pPr>
+        <w:pStyle w:val="Ttulo1"/>
+      </w:pPr>
+      <w:bookmarkStart w:id="0" w:name="_Toc225406450"/>
+      <w:r>
+        <w:lastRenderedPageBreak/>
+        <w:t>INTRODUÇÃO</w:t>
+      </w:r>
+      <w:bookmarkEnd w:id="0"/>
+    </w:p>
+    <w:p>
+      <w:pPr>
+        <w:rPr>
+          <w:shd w:val="clear" w:color="auto" w:fill="FFFFFF"/>
+        </w:rPr>
+      </w:pPr>
+      <w:r>
+        <w:t>Lorem Ipsum</w:t>
+      </w:r>
+      <w:r>
+        <w:rPr>
+          <w:shd w:val="clear" w:color="auto" w:fill="FFFFFF"/>
+        </w:rPr>
+        <w:t> is simply dummy text of the printing and typesetting industry. Lorem Ipsum has been the industry's standard dummy text ever since the 1500s, when an unknown printer took a galley of type and scrambled it to make a type specimen book. It has survived not only five centuries, but also the leap into electronic typesetting, remaining essentially unchanged. It was popularised in the 1960s with the release of Letraset sheets containing Lorem Ipsum passages, and more recently with desktop publishing software like Aldus PageMaker including versions of Lorem Ipsum.</w:t>
+      </w:r>
+    </w:p>
+    <w:p>
+      <w:pPr>
+        <w:rPr>
+          <w:shd w:val="clear" w:color="auto" w:fill="FFFFFF"/>
+        </w:rPr>
+      </w:pPr>
+      <w:r>
+        <w:t>Lorem Ipsum</w:t>
+      </w:r>
+      <w:r>
+        <w:rPr>
+          <w:shd w:val="clear" w:color="auto" w:fill="FFFFFF"/>
+        </w:rPr>
+        <w:t> is simply dummy text of the printing and typesetting industry. Lorem Ipsum has been the industry's standard dummy text ever since the 1500s, when an unknown printer took a galley of type and scrambled it to make a type specimen book. It has survived not only five centuries, but also the leap into electronic typesetting, remaining essentially unchanged. It was popularised in the 1960s with the release of Letraset sheets containing Lorem Ipsum passages, and more recently with desktop publishing software like Aldus PageMaker including versions of Lorem Ipsum.</w:t>
+      </w:r>
+    </w:p>
+    <w:p>
+      <w:pPr>
+        <w:pStyle w:val="Ttulo2"/>
+      </w:pPr>
+      <w:bookmarkStart w:id="1" w:name="_Toc225406451"/>
+      <w:r>
+        <w:t>Problemática</w:t>
+      </w:r>
+      <w:bookmarkEnd w:id="1"/>
+    </w:p>
+    <w:p>
+      <w:pPr>
+        <w:rPr>
+          <w:shd w:val="clear" w:color="auto" w:fill="FFFFFF"/>
+        </w:rPr>
+      </w:pPr>
+      <w:r>
+        <w:t>Lorem Ipsum</w:t>
+      </w:r>
+      <w:r>
+        <w:rPr>
+          <w:shd w:val="clear" w:color="auto" w:fill="FFFFFF"/>
+        </w:rPr>
+        <w:t> is simply dummy text of the printing and typesetting industry. Lorem Ipsum has been the industry's standard dummy text ever since the 1500s, when an unknown printer took a galley of type and scrambled it to make a type specimen book. It has survived not only five centuries, but also the leap into electronic typesetting, remaining essentially unchanged. It was popularised in the 1960s with the release of Letraset sheets containing Lorem Ipsum passages, and more recently with desktop publishing software like Aldus PageMaker including versions of Lorem Ipsum.</w:t>
+      </w:r>
+    </w:p>
+    <w:p>
+      <w:pPr>
+        <w:pStyle w:val="Ttulo2"/>
+      </w:pPr>
+      <w:bookmarkStart w:id="2" w:name="_Toc225406452"/>
+      <w:r>
+        <w:t>Justificativa</w:t>
+      </w:r>
+      <w:bookmarkEnd w:id="2"/>
+    </w:p>
+    <w:p>
+      <w:pPr>
+        <w:rPr>
+          <w:shd w:val="clear" w:color="auto" w:fill="FFFFFF"/>
+        </w:rPr>
+      </w:pPr>
+      <w:r>
+        <w:t>Lorem Ipsum</w:t>
+      </w:r>
+      <w:r>
+        <w:rPr>
+          <w:shd w:val="clear" w:color="auto" w:fill="FFFFFF"/>
+        </w:rPr>
+        <w:t> is simply dummy text of the printing and typesetting industry. Lorem Ipsum has been the industry's standard dummy text ever since the 1500s, when an unknown printer took a galley of type and scrambled it to make a type specimen book. It has survived not only five centuries, but also the leap into electronic typesetting, remaining essentially unchanged. It was popularised in the 1960s with the release of Letraset sheets containing Lorem Ipsum passages, and more recently with desktop publishing software like Aldus PageMaker including versions of Lorem Ipsum.</w:t>
+      </w:r>
+    </w:p>
+    <w:p>
+      <w:pPr>
+        <w:pStyle w:val="Ttulo2"/>
+      </w:pPr>
+      <w:bookmarkStart w:id="3" w:name="_Toc225406453"/>
+      <w:r>
+        <w:lastRenderedPageBreak/>
+        <w:t>Objetivos</w:t>
+      </w:r>
+      <w:bookmarkEnd w:id="3"/>
+    </w:p>
+    <w:p>
+      <w:pPr>
+        <w:pStyle w:val="Ttulo3"/>
+      </w:pPr>
+      <w:bookmarkStart w:id="4" w:name="_Toc225406454"/>
+      <w:r>
+        <w:t>Objetivo</w:t>
+      </w:r>
+      <w:r>
+        <w:t xml:space="preserve"> Geral</w:t>
+      </w:r>
+      <w:bookmarkEnd w:id="4"/>
+    </w:p>
+    <w:p>
+      <w:pPr>
+        <w:rPr>
+          <w:shd w:val="clear" w:color="auto" w:fill="FFFFFF"/>
+        </w:rPr>
+      </w:pPr>
+      <w:r>
+        <w:t>Lorem Ipsum</w:t>
+      </w:r>
+      <w:r>
+        <w:rPr>
+          <w:shd w:val="clear" w:color="auto" w:fill="FFFFFF"/>
+        </w:rPr>
+        <w:t> is simply dummy text of the printing and typesetting industry. Lorem Ipsum has been the industry's standard dummy text ever since the 1500s, when an unknown printer took a galley of type and scrambled it to make a type specimen book. It has survived not only five centuries, but also the leap into electronic typesetting, remaining essentially unchanged. It was popularised in the 1960s with the release of Letraset sheets containing Lorem Ipsum passages, and more recently with desktop publishing software like Aldus PageMaker including versions of Lorem Ipsum.</w:t>
+      </w:r>
+    </w:p>
+    <w:p>
+      <w:pPr>
+        <w:pStyle w:val="Ttulo3"/>
+      </w:pPr>
+      <w:bookmarkStart w:id="5" w:name="_Toc225406455"/>
+      <w:r>
+        <w:t>Objetivos Específicos</w:t>
+      </w:r>
+      <w:bookmarkEnd w:id="5"/>
+    </w:p>
+    <w:p>
+      <w:pPr>
+        <w:pStyle w:val="PargrafodaLista"/>
+        <w:numPr>
+          <w:ilvl w:val="0"/>
+          <w:numId w:val="6"/>
+        </w:numPr>
+        <w:rPr>
+          <w:shd w:val="clear" w:color="auto" w:fill="FFFFFF"/>
+        </w:rPr>
+      </w:pPr>
+      <w:r>
+        <w:t>Lorem Ipsum</w:t>
+      </w:r>
+      <w:r>
+        <w:rPr>
+          <w:shd w:val="clear" w:color="auto" w:fill="FFFFFF"/>
+        </w:rPr>
+        <w:t> is simply dummy text of the printing and typesetting industry. Lorem Ipsum has been the industry's</w:t>
+      </w:r>
+    </w:p>
+    <w:p>
+      <w:pPr>
+        <w:pStyle w:val="PargrafodaLista"/>
+        <w:numPr>
+          <w:ilvl w:val="0"/>
+          <w:numId w:val="6"/>
+        </w:numPr>
+        <w:rPr>
+          <w:shd w:val="clear" w:color="auto" w:fill="FFFFFF"/>
+        </w:rPr>
+      </w:pPr>
+      <w:r>
+        <w:t>Lorem Ipsum</w:t>
+      </w:r>
+      <w:r>
+        <w:rPr>
+          <w:shd w:val="clear" w:color="auto" w:fill="FFFFFF"/>
+        </w:rPr>
+        <w:t> is simply dummy text of the printing and typesetting industry. Lorem Ipsum has been the industry's</w:t>
+      </w:r>
+    </w:p>
+    <w:p>
+      <w:pPr>
+        <w:pStyle w:val="PargrafodaLista"/>
+        <w:numPr>
+          <w:ilvl w:val="0"/>
+          <w:numId w:val="6"/>
+        </w:numPr>
+      </w:pPr>
+      <w:r>
+        <w:t>Lorem Ipsum</w:t>
+      </w:r>
+      <w:r>
+        <w:rPr>
+          <w:shd w:val="clear" w:color="auto" w:fill="FFFFFF"/>
+        </w:rPr>
+        <w:t> is simply dummy text of the printing and typesetting industry. Lorem Ipsum has been the industry's</w:t>
+      </w:r>
+    </w:p>
+    <w:p>
+      <w:pPr>
+        <w:pStyle w:val="Ttulo2"/>
+      </w:pPr>
+      <w:bookmarkStart w:id="6" w:name="_Toc225406456"/>
+      <w:r>
+        <w:t>Metodologia</w:t>
+      </w:r>
+      <w:bookmarkEnd w:id="6"/>
+    </w:p>
+    <w:p>
+      <w:pPr>
+        <w:rPr>
+          <w:shd w:val="clear" w:color="auto" w:fill="FFFFFF"/>
+        </w:rPr>
+      </w:pPr>
+      <w:r>
+        <w:t>Lorem Ipsum</w:t>
+      </w:r>
+      <w:r>
+        <w:rPr>
+          <w:shd w:val="clear" w:color="auto" w:fill="FFFFFF"/>
+        </w:rPr>
+        <w:t> is simply dummy text of the printing and typesetting industry. Lorem Ipsum has been the industry's standard dummy text ever since the 1500s, when an unknown printer took a galley of type and scrambled it to make a type specimen book. It has survived not only five centuries, but also the leap into electronic typesetting, remaining essentially unchanged. It was popularised in the 1960s with the release of Letraset sheets containing Lorem Ipsum passages, and more recently with desktop publishing software like Aldus PageMaker including versions of Lorem Ipsum.</w:t>
+      </w:r>
+    </w:p>
+    <w:p>
+      <w:pPr>
+        <w:pStyle w:val="Ttulo2"/>
+      </w:pPr>
+      <w:bookmarkStart w:id="7" w:name="_Toc225406457"/>
+      <w:r>
+        <w:t>Resultados Esperados</w:t>
+      </w:r>
+      <w:bookmarkEnd w:id="7"/>
+    </w:p>
+    <w:p>
+      <w:pPr>
+        <w:rPr>
+          <w:shd w:val="clear" w:color="auto" w:fill="FFFFFF"/>
+        </w:rPr>
+      </w:pPr>
+      <w:r>
+        <w:t>Lorem Ipsum</w:t>
+      </w:r>
+      <w:r>
+        <w:rPr>
+          <w:shd w:val="clear" w:color="auto" w:fill="FFFFFF"/>
+        </w:rPr>
+        <w:t xml:space="preserve"> is simply dummy text of the printing and typesetting industry. Lorem Ipsum has been the industry's standard dummy text ever since the 1500s, when an unknown printer took a galley of type and scrambled it to make a type specimen </w:t>
+      </w:r>
+      <w:proofErr w:type="gramStart"/>
+      <w:r>
+        <w:rPr>
+          <w:shd w:val="clear" w:color="auto" w:fill="FFFFFF"/>
+        </w:rPr>
+        <w:t>book</w:t>
+      </w:r>
+      <w:proofErr w:type="gramEnd"/>
+      <w:r>
+        <w:rPr>
+          <w:shd w:val="clear" w:color="auto" w:fill="FFFFFF"/>
+        </w:rPr>
+        <w:t xml:space="preserve">. It has survived not only five centuries, but also the leap into electronic </w:t>
+      </w:r>
+      <w:r>
+        <w:rPr>
+          <w:shd w:val="clear" w:color="auto" w:fill="FFFFFF"/>
+        </w:rPr>
+        <w:lastRenderedPageBreak/>
+        <w:t>typesetting, remaining essentially unchanged. It was popularised in the 1960s with the release of Letraset sheets containing Lorem Ipsum passages, and more recently with desktop publishing software like Aldus PageMaker including versions of Lorem Ipsum.</w:t>
+      </w:r>
+    </w:p>
+    <w:p/>
+    <w:p>
+      <w:r>
+        <w:br w:type="page"/>
+      </w:r>
+    </w:p>
+    <w:p>
+      <w:pPr>
+        <w:pStyle w:val="Ttulo1"/>
+      </w:pPr>
+      <w:bookmarkStart w:id="8" w:name="_Toc225406458"/>
+      <w:r>
+        <w:lastRenderedPageBreak/>
+        <w:t>REFERENCIAL TEÓRICO</w:t>
+      </w:r>
+      <w:bookmarkEnd w:id="8"/>
+    </w:p>
+    <w:p>
+      <w:pPr>
+        <w:rPr>
+          <w:shd w:val="clear" w:color="auto" w:fill="FFFFFF"/>
+        </w:rPr>
+      </w:pPr>
+      <w:r>
+        <w:t>Lorem Ipsum</w:t>
+      </w:r>
+      <w:r>
+        <w:rPr>
+          <w:shd w:val="clear" w:color="auto" w:fill="FFFFFF"/>
+        </w:rPr>
+        <w:t> is simply dummy text of the printing and typesetting industry. Lorem Ipsum has been the industry's standard dummy text ever since the 1500s, when an unknown printer took a galley of type and scrambled it to make a type specimen book. It has survived not only five centuries, but also the leap into electronic typesetting, remaining essentially unchanged. It was popularised in the 1960s with the release of Letraset sheets containing Lorem Ipsum passages, and more recently with desktop publishing software like Aldus PageMaker including versions of Lorem Ipsum.</w:t>
+      </w:r>
+    </w:p>
+    <w:p>
+      <w:pPr>
+        <w:pStyle w:val="Ttulo2"/>
+      </w:pPr>
+      <w:bookmarkStart w:id="9" w:name="_Toc225406459"/>
+      <w:r>
+        <w:t>Simulando um subtítulo</w:t>
+      </w:r>
+      <w:bookmarkEnd w:id="9"/>
+    </w:p>
+    <w:p>
+      <w:pPr>
+        <w:rPr>
+          <w:shd w:val="clear" w:color="auto" w:fill="FFFFFF"/>
+        </w:rPr>
+      </w:pPr>
+      <w:r>
+        <w:t>Lorem Ipsum</w:t>
+      </w:r>
+      <w:r>
+        <w:rPr>
+          <w:shd w:val="clear" w:color="auto" w:fill="FFFFFF"/>
+        </w:rPr>
+        <w:t> is simply dummy text of the printing and typesetting industry. Lorem Ipsum has been the industry's standard dummy text ever since the 1500s, when an unknown printer took a galley of type and scrambled it to make a type specimen book. It has survived not only five centuries, but also the leap into electronic typesetting, remaining essentially unchanged. It was popularised in the 1960s with the release of Letraset sheets containing Lorem Ipsum passages, and more recently with desktop publishing software like Aldus PageMaker including versions of Lorem Ipsum.</w:t>
+      </w:r>
+    </w:p>
+    <w:p>
+      <w:pPr>
+        <w:pStyle w:val="Ttulo3"/>
+      </w:pPr>
+      <w:bookmarkStart w:id="10" w:name="_Toc225406460"/>
+      <w:r>
+        <w:t>Outro nível de subtítulo</w:t>
+      </w:r>
+      <w:bookmarkEnd w:id="10"/>
+    </w:p>
+    <w:p>
+      <w:pPr>
+        <w:rPr>
+          <w:shd w:val="clear" w:color="auto" w:fill="FFFFFF"/>
+        </w:rPr>
+      </w:pPr>
+      <w:r>
+        <w:t>Lorem Ipsum</w:t>
+      </w:r>
+      <w:r>
+        <w:rPr>
+          <w:shd w:val="clear" w:color="auto" w:fill="FFFFFF"/>
+        </w:rPr>
+        <w:t> is simply dummy text of the printing and typesetting industry. Lorem Ipsum has been the industry's standard dummy text ever since the 1500s, when an unknown printer took a galley of type and scrambled it to make a type specimen book. It has survived not only five centuries, but also the leap into electronic typesetting, remaining essentially unchanged. It was popularised in the 1960s with the release of Letraset sheets containing Lorem Ipsum passages, and more recently with desktop publishing software like Aldus PageMaker including versions of Lorem Ipsum.</w:t>
+      </w:r>
+    </w:p>
+    <w:p>
+      <w:pPr>
+        <w:pStyle w:val="Ttulo2"/>
+      </w:pPr>
+      <w:bookmarkStart w:id="11" w:name="_Toc225406461"/>
+      <w:r>
+        <w:t>Outro subtítulo</w:t>
+      </w:r>
+      <w:bookmarkEnd w:id="11"/>
+    </w:p>
+    <w:p>
+      <w:pPr>
+        <w:rPr>
+          <w:shd w:val="clear" w:color="auto" w:fill="FFFFFF"/>
+        </w:rPr>
+      </w:pPr>
+      <w:r>
+        <w:t>Lorem Ipsum</w:t>
+      </w:r>
+      <w:r>
+        <w:rPr>
+          <w:shd w:val="clear" w:color="auto" w:fill="FFFFFF"/>
+        </w:rPr>
+        <w:t xml:space="preserve"> is simply dummy text of the printing and typesetting industry. Lorem Ipsum has been the industry's standard dummy text ever since the 1500s, when an unknown printer took a galley of type and scrambled it to make a type specimen book. It has survived not only five centuries, but also the leap into electronic typesetting, remaining essentially unchanged. It was popularised in the 1960s with the </w:t>
+      </w:r>
+      <w:r>
+        <w:rPr>
+          <w:shd w:val="clear" w:color="auto" w:fill="FFFFFF"/>
+        </w:rPr>
+        <w:lastRenderedPageBreak/>
+        <w:t>release of Letraset sheets containing Lorem Ipsum passages, and more recently with desktop publishing software like Aldus PageMaker including versions of Lorem Ipsum.</w:t>
+      </w:r>
+    </w:p>
+    <w:p>
+      <w:pPr>
+        <w:pStyle w:val="Ttulo3"/>
+      </w:pPr>
+      <w:bookmarkStart w:id="12" w:name="_Toc225406462"/>
+      <w:r>
+        <w:t>Mais um nível de titulo 3</w:t>
+      </w:r>
+      <w:bookmarkEnd w:id="12"/>
+    </w:p>
+    <w:p>
+      <w:pPr>
+        <w:rPr>
+          <w:shd w:val="clear" w:color="auto" w:fill="FFFFFF"/>
+        </w:rPr>
+      </w:pPr>
+      <w:r>
+        <w:t>Lorem Ipsum</w:t>
+      </w:r>
+      <w:r>
+        <w:rPr>
+          <w:shd w:val="clear" w:color="auto" w:fill="FFFFFF"/>
+        </w:rPr>
+        <w:t> is simply dummy text of the printing and typesetting industry. Lorem Ipsum has been the industry's standard dummy text ever since the 1500s, when an unknown printer took a galley of type and scrambled it to make a type specimen book. It has survived not only five centuries, but also the leap into electronic typesetting, remaining essentially unchanged. It was popularised in the 1960s with the release of Letraset sheets containing Lorem Ipsum passages, and more recently with desktop publishing software like Aldus PageMaker including versions of Lorem Ipsum.</w:t>
+      </w:r>
+    </w:p>
+    <w:p>
+      <w:pPr>
+        <w:pStyle w:val="Ttulo4"/>
+      </w:pPr>
+      <w:bookmarkStart w:id="13" w:name="_Toc225406463"/>
+      <w:r>
+        <w:t>Teste de nível 4</w:t>
+      </w:r>
+      <w:bookmarkEnd w:id="13"/>
+    </w:p>
+    <w:p>
+      <w:pPr>
+        <w:rPr>
+          <w:shd w:val="clear" w:color="auto" w:fill="FFFFFF"/>
+        </w:rPr>
+      </w:pPr>
+      <w:r>
+        <w:t>Lorem Ipsum</w:t>
+      </w:r>
+      <w:r>
+        <w:rPr>
+          <w:shd w:val="clear" w:color="auto" w:fill="FFFFFF"/>
+        </w:rPr>
+        <w:t> is simply dummy text of the printing and typesetting industry. Lorem Ipsum has been the industry's standard dummy text ever since the 1500s, when an unknown printer took a galley of type and scrambled it to make a type specimen book. It has survived not only five centuries, but also the leap into electronic typesetting, remaining essentially unchanged. It was popularised in the 1960s with the release of Letraset sheets containing Lorem Ipsum passages, and more recently with desktop publishing software like Aldus PageMaker including versions of Lorem Ipsum.</w:t>
+      </w:r>
+    </w:p>
+    <w:p>
+      <w:pPr>
+        <w:pStyle w:val="Ttulo5"/>
+      </w:pPr>
+      <w:bookmarkStart w:id="14" w:name="_Toc225406464"/>
+      <w:r>
+        <w:t>Teste de nível 5</w:t>
+      </w:r>
+      <w:bookmarkEnd w:id="14"/>
+    </w:p>
+    <w:p>
+      <w:pPr>
+        <w:rPr>
+          <w:shd w:val="clear" w:color="auto" w:fill="FFFFFF"/>
+        </w:rPr>
+      </w:pPr>
+      <w:r>
+        <w:t>Lorem Ipsum</w:t>
+      </w:r>
+      <w:r>
+        <w:rPr>
+          <w:shd w:val="clear" w:color="auto" w:fill="FFFFFF"/>
+        </w:rPr>
+        <w:t> is simply dummy text of the printing and typesetting industry. Lorem Ipsum has been the industry's standard dummy text ever since the 1500s, when an unknown printer took a galley of type and scrambled it to make a type specimen book. It has survived not only five centuries, but also the leap into electronic typesetting, remaining essentially unchanged. It was popularised in the 1960s with the release of Letraset sheets containing Lorem Ipsum passages, and more recently with desktop publishing software like Aldus PageMaker including versions of Lorem Ipsum.</w:t>
+      </w:r>
+    </w:p>
+    <w:p>
+      <w:pPr>
+        <w:rPr>
+          <w:shd w:val="clear" w:color="auto" w:fill="FFFFFF"/>
+        </w:rPr>
+      </w:pPr>
+      <w:r>
+        <w:rPr>
+          <w:shd w:val="clear" w:color="auto" w:fill="FFFFFF"/>
+        </w:rPr>
+        <w:br w:type="page"/>
+      </w:r>
+    </w:p>
+    <w:p>
+      <w:pPr>
+        <w:pStyle w:val="Ttulo1"/>
+      </w:pPr>
+      <w:bookmarkStart w:id="15" w:name="_Toc225406465"/>
+      <w:r>
+        <w:rPr>
+          <w:shd w:val="clear" w:color="auto" w:fill="FFFFFF"/>
+        </w:rPr>
+        <w:lastRenderedPageBreak/>
+        <w:t>IMERSÃO</w:t>
+      </w:r>
+      <w:bookmarkEnd w:id="15"/>
+    </w:p>
+    <w:p>
+      <w:pPr>
+        <w:rPr>
+          <w:shd w:val="clear" w:color="auto" w:fill="FFFFFF"/>
+        </w:rPr>
+      </w:pPr>
+      <w:r>
+        <w:t>Lorem Ipsum</w:t>
+      </w:r>
+      <w:r>
+        <w:rPr>
+          <w:shd w:val="clear" w:color="auto" w:fill="FFFFFF"/>
+        </w:rPr>
+        <w:t> is simply dummy text of the printing and typesetting industry. Lorem Ipsum has been the industry's standard dummy text ever since the 1500s, when an unknown printer took a galley of type and scrambled it to make a type specimen book. It has survived not only five centuries, but also the leap into electronic typesetting, remaining essentially unchanged. It was popularised in the 1960s with the release of Letraset sheets containing Lorem Ipsum passages, and more recently with desktop publishing software like Aldus PageMaker including versions of Lorem Ipsum.</w:t>
+      </w:r>
+    </w:p>
+    <w:p>
+      <w:pPr>
+        <w:pStyle w:val="Ttulo2"/>
+        <w:rPr>
+          <w:shd w:val="clear" w:color="auto" w:fill="FFFFFF"/>
+        </w:rPr>
+      </w:pPr>
+      <w:r>
+        <w:rPr>
+          <w:shd w:val="clear" w:color="auto" w:fill="FFFFFF"/>
+        </w:rPr>
+        <w:t>Caderno de Sensibilidade</w:t>
+      </w:r>
+    </w:p>
+    <w:p>
+      <w:pPr>
+        <w:pStyle w:val="imagensefontes"/>
+      </w:pPr>
+      <w:r>
+        <w:drawing>
+          <wp:inline distT="0" distB="0" distL="0" distR="0">
+            <wp:extent cx="2775858" cy="2719903"/>
+            <wp:effectExtent l="19050" t="19050" r="24765" b="23495"/>
+            <wp:docPr id="1" name="Imagem 1" descr="Descubra o que é e como organizar uma Sessão Generativa"/>
+            <wp:cNvGraphicFramePr>
+              <a:graphicFrameLocks xmlns:a="http://schemas.openxmlformats.org/drawingml/2006/main" noChangeAspect="1"/>
+            </wp:cNvGraphicFramePr>
+            <a:graphic xmlns:a="http://schemas.openxmlformats.org/drawingml/2006/main">
+              <a:graphicData uri="http://schemas.openxmlformats.org/drawingml/2006/picture">
+                <pic:pic xmlns:pic="http://schemas.openxmlformats.org/drawingml/2006/picture">
+                  <pic:nvPicPr>
+                    <pic:cNvPr id="0" name="Picture 1" descr="Descubra o que é e como organizar uma Sessão Generativa"/>
+                    <pic:cNvPicPr>
+                      <a:picLocks noChangeAspect="1" noChangeArrowheads="1"/>
+                    </pic:cNvPicPr>
+                  </pic:nvPicPr>
+                  <pic:blipFill>
+                    <a:blip r:embed="rId6">
+                      <a:extLst>
+                        <a:ext uri="{28A0092B-C50C-407E-A947-70E740481C1C}">
+                          <a14:useLocalDpi xmlns:a14="http://schemas.microsoft.com/office/drawing/2010/main" val="0"/>
+                        </a:ext>
+                      </a:extLst>
+                    </a:blip>
+                    <a:srcRect/>
+                    <a:stretch>
+                      <a:fillRect/>
+                    </a:stretch>
+                  </pic:blipFill>
+                  <pic:spPr bwMode="auto">
+                    <a:xfrm>
+                      <a:off x="0" y="0"/>
+                      <a:ext cx="2786029" cy="2729869"/>
+                    </a:xfrm>
+                    <a:prstGeom prst="rect">
+                      <a:avLst/>
+                    </a:prstGeom>
+                    <a:noFill/>
+                    <a:ln>
+                      <a:solidFill>
+                        <a:schemeClr val="tx1"/>
+                      </a:solidFill>
+                    </a:ln>
+                  </pic:spPr>
+                </pic:pic>
+              </a:graphicData>
+            </a:graphic>
+          </wp:inline>
+        </w:drawing>
+      </w:r>
+    </w:p>
+    <w:p>
+      <w:pPr>
+        <w:pStyle w:val="imagensefontes"/>
+      </w:pPr>
+      <w:r>
+        <w:t>Fonte: M</w:t>
+      </w:r>
+      <w:r>
+        <w:t>jvi</w:t>
+      </w:r>
+      <w:bookmarkStart w:id="16" w:name="_GoBack"/>
+      <w:bookmarkEnd w:id="16"/>
+      <w:r>
+        <w:t>nnovation</w:t>
+      </w:r>
+      <w:r>
+        <w:t>, 2015</w:t>
+      </w:r>
+    </w:p>
+    <w:p>
+      <w:pPr>
+        <w:rPr>
+          <w:shd w:val="clear" w:color="auto" w:fill="FFFFFF"/>
+        </w:rPr>
+      </w:pPr>
+      <w:r>
+        <w:rPr>
+          <w:shd w:val="clear" w:color="auto" w:fill="FFFFFF"/>
+        </w:rPr>
+        <w:br w:type="page"/>
+      </w:r>
+    </w:p>
+    <w:p>
+      <w:pPr>
+        <w:pStyle w:val="Ttulo1"/>
+        <w:rPr>
+          <w:shd w:val="clear" w:color="auto" w:fill="FFFFFF"/>
+        </w:rPr>
+      </w:pPr>
+      <w:bookmarkStart w:id="17" w:name="_Toc225406466"/>
+      <w:r>
+        <w:rPr>
+          <w:shd w:val="clear" w:color="auto" w:fill="FFFFFF"/>
+        </w:rPr>
+        <w:lastRenderedPageBreak/>
+        <w:t>ANÁLISE E SÍNTESE</w:t>
+      </w:r>
+      <w:bookmarkEnd w:id="17"/>
+    </w:p>
+    <w:p>
+      <w:pPr>
+        <w:pStyle w:val="Ttulo2"/>
+      </w:pPr>
+      <w:bookmarkStart w:id="18" w:name="_Toc225406467"/>
+      <w:r>
+        <w:t>Persona</w:t>
+      </w:r>
+      <w:bookmarkEnd w:id="18"/>
+    </w:p>
+    <w:p>
+      <w:pPr>
+        <w:rPr>
+          <w:rFonts w:eastAsiaTheme="majorEastAsia" w:cstheme="majorBidi"/>
+          <w:szCs w:val="26"/>
+        </w:rPr>
+      </w:pPr>
+      <w:r>
+        <w:br w:type="page"/>
+      </w:r>
+    </w:p>
+    <w:p>
+      <w:pPr>
+        <w:pStyle w:val="Ttulo1"/>
+        <w:numPr>
+          <w:ilvl w:val="0"/>
+          <w:numId w:val="0"/>
+        </w:numPr>
+      </w:pPr>
+      <w:r>
+        <w:lastRenderedPageBreak/>
+        <w:t>REFERÊNCIAS</w:t>
+      </w:r>
+    </w:p>
+    <w:p>
+      <w:pPr>
+        <w:ind w:firstLine="0"/>
+      </w:pPr>
+      <w:r>
+        <w:t xml:space="preserve">Imagem. </w:t>
+      </w:r>
+      <w:hyperlink r:id="rId7" w:history="1">
+        <w:r>
+          <w:rPr>
+            <w:rStyle w:val="Hyperlink"/>
+          </w:rPr>
+          <w:t>https://www.mjvinnovation.com/pt-br/blog/conheca-a-sessao-generativa-e-entenda-seus-usuarios/</w:t>
+        </w:r>
+      </w:hyperlink>
+    </w:p>
+    <w:p>
+      <w:pPr>
+        <w:ind w:firstLine="0"/>
+      </w:pPr>
+    </w:p>
+    <w:p/>
+    <w:p>
+      <w:pPr>
+        <w:pStyle w:val="SemEspaamento"/>
+      </w:pPr>
     </w:p>
     <w:sectPr>
       <w:pgSz w:w="11906" w:h="16838"/>
@@ -368,6 +2605,678 @@
     </w:sectPr>
   </w:body>
 </w:document>
+</file>
+
+<file path=word/numbering.xml><?xml version="1.0" encoding="utf-8"?>
+<w:numbering xmlns:wpc="http://schemas.microsoft.com/office/word/2010/wordprocessingCanvas" xmlns:cx="http://schemas.microsoft.com/office/drawing/2014/chartex" xmlns:mc="http://schemas.openxmlformats.org/markup-compatibility/2006" xmlns:o="urn:schemas-microsoft-com:office:office" xmlns:r="http://schemas.openxmlformats.org/officeDocument/2006/relationships" xmlns:m="http://schemas.openxmlformats.org/officeDocument/2006/math" xmlns:v="urn:schemas-microsoft-com:vml" xmlns:wp14="http://schemas.microsoft.com/office/word/2010/wordprocessingDrawing" xmlns:wp="http://schemas.openxmlformats.org/drawingml/2006/wordprocessingDrawing" xmlns:w10="urn:schemas-microsoft-com:office:word" xmlns:w="http://schemas.openxmlformats.org/wordprocessingml/2006/main" xmlns:w14="http://schemas.microsoft.com/office/word/2010/wordml" xmlns:w15="http://schemas.microsoft.com/office/word/2012/wordml" xmlns:w16se="http://schemas.microsoft.com/office/word/2015/wordml/symex" xmlns:wpg="http://schemas.microsoft.com/office/word/2010/wordprocessingGroup" xmlns:wpi="http://schemas.microsoft.com/office/word/2010/wordprocessingInk" xmlns:wne="http://schemas.microsoft.com/office/word/2006/wordml" xmlns:wps="http://schemas.microsoft.com/office/word/2010/wordprocessingShape" mc:Ignorable="w14 w15 w16se wp14">
+  <w:abstractNum w:abstractNumId="0" w15:restartNumberingAfterBreak="0">
+    <w:nsid w:val="00CF3898"/>
+    <w:multiLevelType w:val="multilevel"/>
+    <w:tmpl w:val="94A29170"/>
+    <w:lvl w:ilvl="0">
+      <w:start w:val="1"/>
+      <w:numFmt w:val="decimal"/>
+      <w:pStyle w:val="Ttulo1"/>
+      <w:lvlText w:val="%1"/>
+      <w:lvlJc w:val="left"/>
+      <w:pPr>
+        <w:ind w:left="1069" w:hanging="360"/>
+      </w:pPr>
+      <w:rPr>
+        <w:rFonts w:hint="default"/>
+      </w:rPr>
+    </w:lvl>
+    <w:lvl w:ilvl="1">
+      <w:start w:val="1"/>
+      <w:numFmt w:val="decimal"/>
+      <w:pStyle w:val="Ttulo2"/>
+      <w:isLgl/>
+      <w:lvlText w:val="%1.%2"/>
+      <w:lvlJc w:val="left"/>
+      <w:pPr>
+        <w:ind w:left="1099" w:hanging="390"/>
+      </w:pPr>
+      <w:rPr>
+        <w:rFonts w:hint="default"/>
+      </w:rPr>
+    </w:lvl>
+    <w:lvl w:ilvl="2">
+      <w:start w:val="1"/>
+      <w:numFmt w:val="decimal"/>
+      <w:pStyle w:val="Ttulo3"/>
+      <w:isLgl/>
+      <w:lvlText w:val="%1.%2.%3"/>
+      <w:lvlJc w:val="left"/>
+      <w:pPr>
+        <w:ind w:left="1429" w:hanging="720"/>
+      </w:pPr>
+      <w:rPr>
+        <w:rFonts w:hint="default"/>
+      </w:rPr>
+    </w:lvl>
+    <w:lvl w:ilvl="3">
+      <w:start w:val="1"/>
+      <w:numFmt w:val="decimal"/>
+      <w:pStyle w:val="Ttulo4"/>
+      <w:isLgl/>
+      <w:lvlText w:val="%1.%2.%3.%4"/>
+      <w:lvlJc w:val="left"/>
+      <w:pPr>
+        <w:ind w:left="1429" w:hanging="720"/>
+      </w:pPr>
+      <w:rPr>
+        <w:rFonts w:ascii="Times New Roman" w:hAnsi="Times New Roman" w:cs="Times New Roman"/>
+        <w:b w:val="0"/>
+        <w:bCs w:val="0"/>
+        <w:i w:val="0"/>
+        <w:iCs w:val="0"/>
+        <w:caps w:val="0"/>
+        <w:smallCaps w:val="0"/>
+        <w:strike w:val="0"/>
+        <w:dstrike w:val="0"/>
+        <w:outline w:val="0"/>
+        <w:shadow w:val="0"/>
+        <w:emboss w:val="0"/>
+        <w:imprint w:val="0"/>
+        <w:noProof w:val="0"/>
+        <w:snapToGrid w:val="0"/>
+        <w:vanish w:val="0"/>
+        <w:color w:val="000000"/>
+        <w:spacing w:val="0"/>
+        <w:w w:val="0"/>
+        <w:kern w:val="0"/>
+        <w:position w:val="0"/>
+        <w:sz w:val="0"/>
+        <w:szCs w:val="0"/>
+        <w:u w:val="none" w:color="000000"/>
+        <w:effect w:val="none"/>
+        <w:bdr w:val="none" w:sz="0" w:space="0" w:color="000000"/>
+        <w:shd w:val="clear" w:color="000000" w:fill="000000"/>
+        <w:vertAlign w:val="baseline"/>
+        <w:em w:val="none"/>
+        <w:lang w:val="x-none" w:eastAsia="x-none" w:bidi="x-none"/>
+        <w:specVanish w:val="0"/>
+        <w14:glow w14:rad="0">
+          <w14:srgbClr w14:val="000000"/>
+        </w14:glow>
+        <w14:shadow w14:blurRad="0" w14:dist="0" w14:dir="0" w14:sx="0" w14:sy="0" w14:kx="0" w14:ky="0" w14:algn="none">
+          <w14:srgbClr w14:val="000000"/>
+        </w14:shadow>
+        <w14:reflection w14:blurRad="0" w14:stA="0" w14:stPos="0" w14:endA="0" w14:endPos="0" w14:dist="0" w14:dir="0" w14:fadeDir="0" w14:sx="0" w14:sy="0" w14:kx="0" w14:ky="0" w14:algn="none"/>
+        <w14:textOutline w14:w="0" w14:cap="rnd" w14:cmpd="sng" w14:algn="ctr">
+          <w14:noFill/>
+          <w14:prstDash w14:val="solid"/>
+          <w14:bevel/>
+        </w14:textOutline>
+        <w14:scene3d>
+          <w14:camera w14:prst="orthographicFront"/>
+          <w14:lightRig w14:rig="threePt" w14:dir="t">
+            <w14:rot w14:lat="0" w14:lon="0" w14:rev="0"/>
+          </w14:lightRig>
+        </w14:scene3d>
+        <w14:props3d w14:extrusionH="0" w14:contourW="0" w14:prstMaterial="none"/>
+        <w14:ligatures w14:val="none"/>
+        <w14:numForm w14:val="default"/>
+        <w14:numSpacing w14:val="default"/>
+        <w14:stylisticSets/>
+        <w14:cntxtAlts w14:val="0"/>
+      </w:rPr>
+    </w:lvl>
+    <w:lvl w:ilvl="4">
+      <w:start w:val="1"/>
+      <w:numFmt w:val="decimal"/>
+      <w:pStyle w:val="Ttulo5"/>
+      <w:isLgl/>
+      <w:lvlText w:val="%1.%2.%3.%4.%5"/>
+      <w:lvlJc w:val="left"/>
+      <w:pPr>
+        <w:ind w:left="1789" w:hanging="1080"/>
+      </w:pPr>
+      <w:rPr>
+        <w:rFonts w:hint="default"/>
+      </w:rPr>
+    </w:lvl>
+    <w:lvl w:ilvl="5">
+      <w:start w:val="1"/>
+      <w:numFmt w:val="decimal"/>
+      <w:isLgl/>
+      <w:lvlText w:val="%1.%2.%3.%4.%5.%6"/>
+      <w:lvlJc w:val="left"/>
+      <w:pPr>
+        <w:ind w:left="2149" w:hanging="1440"/>
+      </w:pPr>
+      <w:rPr>
+        <w:rFonts w:hint="default"/>
+      </w:rPr>
+    </w:lvl>
+    <w:lvl w:ilvl="6">
+      <w:start w:val="1"/>
+      <w:numFmt w:val="decimal"/>
+      <w:isLgl/>
+      <w:lvlText w:val="%1.%2.%3.%4.%5.%6.%7"/>
+      <w:lvlJc w:val="left"/>
+      <w:pPr>
+        <w:ind w:left="2149" w:hanging="1440"/>
+      </w:pPr>
+      <w:rPr>
+        <w:rFonts w:hint="default"/>
+      </w:rPr>
+    </w:lvl>
+    <w:lvl w:ilvl="7">
+      <w:start w:val="1"/>
+      <w:numFmt w:val="decimal"/>
+      <w:isLgl/>
+      <w:lvlText w:val="%1.%2.%3.%4.%5.%6.%7.%8"/>
+      <w:lvlJc w:val="left"/>
+      <w:pPr>
+        <w:ind w:left="2509" w:hanging="1800"/>
+      </w:pPr>
+      <w:rPr>
+        <w:rFonts w:hint="default"/>
+      </w:rPr>
+    </w:lvl>
+    <w:lvl w:ilvl="8">
+      <w:start w:val="1"/>
+      <w:numFmt w:val="decimal"/>
+      <w:isLgl/>
+      <w:lvlText w:val="%1.%2.%3.%4.%5.%6.%7.%8.%9"/>
+      <w:lvlJc w:val="left"/>
+      <w:pPr>
+        <w:ind w:left="2509" w:hanging="1800"/>
+      </w:pPr>
+      <w:rPr>
+        <w:rFonts w:hint="default"/>
+      </w:rPr>
+    </w:lvl>
+  </w:abstractNum>
+  <w:abstractNum w:abstractNumId="1" w15:restartNumberingAfterBreak="0">
+    <w:nsid w:val="165E450B"/>
+    <w:multiLevelType w:val="hybridMultilevel"/>
+    <w:tmpl w:val="5D1EDE18"/>
+    <w:lvl w:ilvl="0" w:tplc="7B38A714">
+      <w:start w:val="1"/>
+      <w:numFmt w:val="decimal"/>
+      <w:lvlText w:val="%1."/>
+      <w:lvlJc w:val="left"/>
+      <w:pPr>
+        <w:ind w:left="1429" w:hanging="360"/>
+      </w:pPr>
+      <w:rPr>
+        <w:rFonts w:hint="default"/>
+      </w:rPr>
+    </w:lvl>
+    <w:lvl w:ilvl="1" w:tplc="04160019" w:tentative="1">
+      <w:start w:val="1"/>
+      <w:numFmt w:val="lowerLetter"/>
+      <w:lvlText w:val="%2."/>
+      <w:lvlJc w:val="left"/>
+      <w:pPr>
+        <w:ind w:left="2149" w:hanging="360"/>
+      </w:pPr>
+    </w:lvl>
+    <w:lvl w:ilvl="2" w:tplc="0416001B" w:tentative="1">
+      <w:start w:val="1"/>
+      <w:numFmt w:val="lowerRoman"/>
+      <w:lvlText w:val="%3."/>
+      <w:lvlJc w:val="right"/>
+      <w:pPr>
+        <w:ind w:left="2869" w:hanging="180"/>
+      </w:pPr>
+    </w:lvl>
+    <w:lvl w:ilvl="3" w:tplc="0416000F" w:tentative="1">
+      <w:start w:val="1"/>
+      <w:numFmt w:val="decimal"/>
+      <w:lvlText w:val="%4."/>
+      <w:lvlJc w:val="left"/>
+      <w:pPr>
+        <w:ind w:left="3589" w:hanging="360"/>
+      </w:pPr>
+    </w:lvl>
+    <w:lvl w:ilvl="4" w:tplc="04160019" w:tentative="1">
+      <w:start w:val="1"/>
+      <w:numFmt w:val="lowerLetter"/>
+      <w:lvlText w:val="%5."/>
+      <w:lvlJc w:val="left"/>
+      <w:pPr>
+        <w:ind w:left="4309" w:hanging="360"/>
+      </w:pPr>
+    </w:lvl>
+    <w:lvl w:ilvl="5" w:tplc="0416001B" w:tentative="1">
+      <w:start w:val="1"/>
+      <w:numFmt w:val="lowerRoman"/>
+      <w:lvlText w:val="%6."/>
+      <w:lvlJc w:val="right"/>
+      <w:pPr>
+        <w:ind w:left="5029" w:hanging="180"/>
+      </w:pPr>
+    </w:lvl>
+    <w:lvl w:ilvl="6" w:tplc="0416000F" w:tentative="1">
+      <w:start w:val="1"/>
+      <w:numFmt w:val="decimal"/>
+      <w:lvlText w:val="%7."/>
+      <w:lvlJc w:val="left"/>
+      <w:pPr>
+        <w:ind w:left="5749" w:hanging="360"/>
+      </w:pPr>
+    </w:lvl>
+    <w:lvl w:ilvl="7" w:tplc="04160019" w:tentative="1">
+      <w:start w:val="1"/>
+      <w:numFmt w:val="lowerLetter"/>
+      <w:lvlText w:val="%8."/>
+      <w:lvlJc w:val="left"/>
+      <w:pPr>
+        <w:ind w:left="6469" w:hanging="360"/>
+      </w:pPr>
+    </w:lvl>
+    <w:lvl w:ilvl="8" w:tplc="0416001B" w:tentative="1">
+      <w:start w:val="1"/>
+      <w:numFmt w:val="lowerRoman"/>
+      <w:lvlText w:val="%9."/>
+      <w:lvlJc w:val="right"/>
+      <w:pPr>
+        <w:ind w:left="7189" w:hanging="180"/>
+      </w:pPr>
+    </w:lvl>
+  </w:abstractNum>
+  <w:abstractNum w:abstractNumId="2" w15:restartNumberingAfterBreak="0">
+    <w:nsid w:val="30740CFA"/>
+    <w:multiLevelType w:val="hybridMultilevel"/>
+    <w:tmpl w:val="0A8E33B4"/>
+    <w:lvl w:ilvl="0" w:tplc="7B38A714">
+      <w:start w:val="1"/>
+      <w:numFmt w:val="decimal"/>
+      <w:lvlText w:val="%1."/>
+      <w:lvlJc w:val="left"/>
+      <w:pPr>
+        <w:ind w:left="2138" w:hanging="360"/>
+      </w:pPr>
+      <w:rPr>
+        <w:rFonts w:hint="default"/>
+      </w:rPr>
+    </w:lvl>
+    <w:lvl w:ilvl="1" w:tplc="04160019" w:tentative="1">
+      <w:start w:val="1"/>
+      <w:numFmt w:val="lowerLetter"/>
+      <w:lvlText w:val="%2."/>
+      <w:lvlJc w:val="left"/>
+      <w:pPr>
+        <w:ind w:left="2149" w:hanging="360"/>
+      </w:pPr>
+    </w:lvl>
+    <w:lvl w:ilvl="2" w:tplc="0416001B" w:tentative="1">
+      <w:start w:val="1"/>
+      <w:numFmt w:val="lowerRoman"/>
+      <w:lvlText w:val="%3."/>
+      <w:lvlJc w:val="right"/>
+      <w:pPr>
+        <w:ind w:left="2869" w:hanging="180"/>
+      </w:pPr>
+    </w:lvl>
+    <w:lvl w:ilvl="3" w:tplc="0416000F" w:tentative="1">
+      <w:start w:val="1"/>
+      <w:numFmt w:val="decimal"/>
+      <w:lvlText w:val="%4."/>
+      <w:lvlJc w:val="left"/>
+      <w:pPr>
+        <w:ind w:left="3589" w:hanging="360"/>
+      </w:pPr>
+    </w:lvl>
+    <w:lvl w:ilvl="4" w:tplc="04160019" w:tentative="1">
+      <w:start w:val="1"/>
+      <w:numFmt w:val="lowerLetter"/>
+      <w:lvlText w:val="%5."/>
+      <w:lvlJc w:val="left"/>
+      <w:pPr>
+        <w:ind w:left="4309" w:hanging="360"/>
+      </w:pPr>
+    </w:lvl>
+    <w:lvl w:ilvl="5" w:tplc="0416001B" w:tentative="1">
+      <w:start w:val="1"/>
+      <w:numFmt w:val="lowerRoman"/>
+      <w:lvlText w:val="%6."/>
+      <w:lvlJc w:val="right"/>
+      <w:pPr>
+        <w:ind w:left="5029" w:hanging="180"/>
+      </w:pPr>
+    </w:lvl>
+    <w:lvl w:ilvl="6" w:tplc="0416000F" w:tentative="1">
+      <w:start w:val="1"/>
+      <w:numFmt w:val="decimal"/>
+      <w:lvlText w:val="%7."/>
+      <w:lvlJc w:val="left"/>
+      <w:pPr>
+        <w:ind w:left="5749" w:hanging="360"/>
+      </w:pPr>
+    </w:lvl>
+    <w:lvl w:ilvl="7" w:tplc="04160019" w:tentative="1">
+      <w:start w:val="1"/>
+      <w:numFmt w:val="lowerLetter"/>
+      <w:lvlText w:val="%8."/>
+      <w:lvlJc w:val="left"/>
+      <w:pPr>
+        <w:ind w:left="6469" w:hanging="360"/>
+      </w:pPr>
+    </w:lvl>
+    <w:lvl w:ilvl="8" w:tplc="0416001B" w:tentative="1">
+      <w:start w:val="1"/>
+      <w:numFmt w:val="lowerRoman"/>
+      <w:lvlText w:val="%9."/>
+      <w:lvlJc w:val="right"/>
+      <w:pPr>
+        <w:ind w:left="7189" w:hanging="180"/>
+      </w:pPr>
+    </w:lvl>
+  </w:abstractNum>
+  <w:abstractNum w:abstractNumId="3" w15:restartNumberingAfterBreak="0">
+    <w:nsid w:val="415B0809"/>
+    <w:multiLevelType w:val="hybridMultilevel"/>
+    <w:tmpl w:val="AF722646"/>
+    <w:lvl w:ilvl="0" w:tplc="1090BA96">
+      <w:start w:val="1"/>
+      <w:numFmt w:val="decimal"/>
+      <w:lvlText w:val="%1."/>
+      <w:lvlJc w:val="left"/>
+      <w:pPr>
+        <w:ind w:left="1069" w:hanging="360"/>
+      </w:pPr>
+      <w:rPr>
+        <w:rFonts w:hint="default"/>
+      </w:rPr>
+    </w:lvl>
+    <w:lvl w:ilvl="1" w:tplc="04160019" w:tentative="1">
+      <w:start w:val="1"/>
+      <w:numFmt w:val="lowerLetter"/>
+      <w:lvlText w:val="%2."/>
+      <w:lvlJc w:val="left"/>
+      <w:pPr>
+        <w:ind w:left="1789" w:hanging="360"/>
+      </w:pPr>
+    </w:lvl>
+    <w:lvl w:ilvl="2" w:tplc="0416001B" w:tentative="1">
+      <w:start w:val="1"/>
+      <w:numFmt w:val="lowerRoman"/>
+      <w:lvlText w:val="%3."/>
+      <w:lvlJc w:val="right"/>
+      <w:pPr>
+        <w:ind w:left="2509" w:hanging="180"/>
+      </w:pPr>
+    </w:lvl>
+    <w:lvl w:ilvl="3" w:tplc="0416000F" w:tentative="1">
+      <w:start w:val="1"/>
+      <w:numFmt w:val="decimal"/>
+      <w:lvlText w:val="%4."/>
+      <w:lvlJc w:val="left"/>
+      <w:pPr>
+        <w:ind w:left="3229" w:hanging="360"/>
+      </w:pPr>
+    </w:lvl>
+    <w:lvl w:ilvl="4" w:tplc="04160019" w:tentative="1">
+      <w:start w:val="1"/>
+      <w:numFmt w:val="lowerLetter"/>
+      <w:lvlText w:val="%5."/>
+      <w:lvlJc w:val="left"/>
+      <w:pPr>
+        <w:ind w:left="3949" w:hanging="360"/>
+      </w:pPr>
+    </w:lvl>
+    <w:lvl w:ilvl="5" w:tplc="0416001B" w:tentative="1">
+      <w:start w:val="1"/>
+      <w:numFmt w:val="lowerRoman"/>
+      <w:lvlText w:val="%6."/>
+      <w:lvlJc w:val="right"/>
+      <w:pPr>
+        <w:ind w:left="4669" w:hanging="180"/>
+      </w:pPr>
+    </w:lvl>
+    <w:lvl w:ilvl="6" w:tplc="0416000F" w:tentative="1">
+      <w:start w:val="1"/>
+      <w:numFmt w:val="decimal"/>
+      <w:lvlText w:val="%7."/>
+      <w:lvlJc w:val="left"/>
+      <w:pPr>
+        <w:ind w:left="5389" w:hanging="360"/>
+      </w:pPr>
+    </w:lvl>
+    <w:lvl w:ilvl="7" w:tplc="04160019" w:tentative="1">
+      <w:start w:val="1"/>
+      <w:numFmt w:val="lowerLetter"/>
+      <w:lvlText w:val="%8."/>
+      <w:lvlJc w:val="left"/>
+      <w:pPr>
+        <w:ind w:left="6109" w:hanging="360"/>
+      </w:pPr>
+    </w:lvl>
+    <w:lvl w:ilvl="8" w:tplc="0416001B" w:tentative="1">
+      <w:start w:val="1"/>
+      <w:numFmt w:val="lowerRoman"/>
+      <w:lvlText w:val="%9."/>
+      <w:lvlJc w:val="right"/>
+      <w:pPr>
+        <w:ind w:left="6829" w:hanging="180"/>
+      </w:pPr>
+    </w:lvl>
+  </w:abstractNum>
+  <w:abstractNum w:abstractNumId="4" w15:restartNumberingAfterBreak="0">
+    <w:nsid w:val="5A0A0795"/>
+    <w:multiLevelType w:val="hybridMultilevel"/>
+    <w:tmpl w:val="93E431DA"/>
+    <w:lvl w:ilvl="0" w:tplc="C80C1C4A">
+      <w:start w:val="1"/>
+      <w:numFmt w:val="decimal"/>
+      <w:lvlText w:val="%1"/>
+      <w:lvlJc w:val="left"/>
+      <w:pPr>
+        <w:ind w:left="1069" w:hanging="360"/>
+      </w:pPr>
+      <w:rPr>
+        <w:rFonts w:hint="default"/>
+      </w:rPr>
+    </w:lvl>
+    <w:lvl w:ilvl="1" w:tplc="04160019" w:tentative="1">
+      <w:start w:val="1"/>
+      <w:numFmt w:val="lowerLetter"/>
+      <w:lvlText w:val="%2."/>
+      <w:lvlJc w:val="left"/>
+      <w:pPr>
+        <w:ind w:left="1789" w:hanging="360"/>
+      </w:pPr>
+    </w:lvl>
+    <w:lvl w:ilvl="2" w:tplc="0416001B" w:tentative="1">
+      <w:start w:val="1"/>
+      <w:numFmt w:val="lowerRoman"/>
+      <w:lvlText w:val="%3."/>
+      <w:lvlJc w:val="right"/>
+      <w:pPr>
+        <w:ind w:left="2509" w:hanging="180"/>
+      </w:pPr>
+    </w:lvl>
+    <w:lvl w:ilvl="3" w:tplc="0416000F" w:tentative="1">
+      <w:start w:val="1"/>
+      <w:numFmt w:val="decimal"/>
+      <w:lvlText w:val="%4."/>
+      <w:lvlJc w:val="left"/>
+      <w:pPr>
+        <w:ind w:left="3229" w:hanging="360"/>
+      </w:pPr>
+    </w:lvl>
+    <w:lvl w:ilvl="4" w:tplc="04160019" w:tentative="1">
+      <w:start w:val="1"/>
+      <w:numFmt w:val="lowerLetter"/>
+      <w:lvlText w:val="%5."/>
+      <w:lvlJc w:val="left"/>
+      <w:pPr>
+        <w:ind w:left="3949" w:hanging="360"/>
+      </w:pPr>
+    </w:lvl>
+    <w:lvl w:ilvl="5" w:tplc="0416001B" w:tentative="1">
+      <w:start w:val="1"/>
+      <w:numFmt w:val="lowerRoman"/>
+      <w:lvlText w:val="%6."/>
+      <w:lvlJc w:val="right"/>
+      <w:pPr>
+        <w:ind w:left="4669" w:hanging="180"/>
+      </w:pPr>
+    </w:lvl>
+    <w:lvl w:ilvl="6" w:tplc="0416000F" w:tentative="1">
+      <w:start w:val="1"/>
+      <w:numFmt w:val="decimal"/>
+      <w:lvlText w:val="%7."/>
+      <w:lvlJc w:val="left"/>
+      <w:pPr>
+        <w:ind w:left="5389" w:hanging="360"/>
+      </w:pPr>
+    </w:lvl>
+    <w:lvl w:ilvl="7" w:tplc="04160019" w:tentative="1">
+      <w:start w:val="1"/>
+      <w:numFmt w:val="lowerLetter"/>
+      <w:lvlText w:val="%8."/>
+      <w:lvlJc w:val="left"/>
+      <w:pPr>
+        <w:ind w:left="6109" w:hanging="360"/>
+      </w:pPr>
+    </w:lvl>
+    <w:lvl w:ilvl="8" w:tplc="0416001B" w:tentative="1">
+      <w:start w:val="1"/>
+      <w:numFmt w:val="lowerRoman"/>
+      <w:lvlText w:val="%9."/>
+      <w:lvlJc w:val="right"/>
+      <w:pPr>
+        <w:ind w:left="6829" w:hanging="180"/>
+      </w:pPr>
+    </w:lvl>
+  </w:abstractNum>
+  <w:abstractNum w:abstractNumId="5" w15:restartNumberingAfterBreak="0">
+    <w:nsid w:val="7B69422E"/>
+    <w:multiLevelType w:val="hybridMultilevel"/>
+    <w:tmpl w:val="58A8A450"/>
+    <w:lvl w:ilvl="0" w:tplc="04160001">
+      <w:start w:val="1"/>
+      <w:numFmt w:val="bullet"/>
+      <w:lvlText w:val=""/>
+      <w:lvlJc w:val="left"/>
+      <w:pPr>
+        <w:ind w:left="360" w:hanging="360"/>
+      </w:pPr>
+      <w:rPr>
+        <w:rFonts w:ascii="Symbol" w:hAnsi="Symbol" w:hint="default"/>
+      </w:rPr>
+    </w:lvl>
+    <w:lvl w:ilvl="1" w:tplc="04160003" w:tentative="1">
+      <w:start w:val="1"/>
+      <w:numFmt w:val="bullet"/>
+      <w:lvlText w:val="o"/>
+      <w:lvlJc w:val="left"/>
+      <w:pPr>
+        <w:ind w:left="1080" w:hanging="360"/>
+      </w:pPr>
+      <w:rPr>
+        <w:rFonts w:ascii="Courier New" w:hAnsi="Courier New" w:cs="Courier New" w:hint="default"/>
+      </w:rPr>
+    </w:lvl>
+    <w:lvl w:ilvl="2" w:tplc="04160005" w:tentative="1">
+      <w:start w:val="1"/>
+      <w:numFmt w:val="bullet"/>
+      <w:lvlText w:val=""/>
+      <w:lvlJc w:val="left"/>
+      <w:pPr>
+        <w:ind w:left="1800" w:hanging="360"/>
+      </w:pPr>
+      <w:rPr>
+        <w:rFonts w:ascii="Wingdings" w:hAnsi="Wingdings" w:hint="default"/>
+      </w:rPr>
+    </w:lvl>
+    <w:lvl w:ilvl="3" w:tplc="04160001" w:tentative="1">
+      <w:start w:val="1"/>
+      <w:numFmt w:val="bullet"/>
+      <w:lvlText w:val=""/>
+      <w:lvlJc w:val="left"/>
+      <w:pPr>
+        <w:ind w:left="2520" w:hanging="360"/>
+      </w:pPr>
+      <w:rPr>
+        <w:rFonts w:ascii="Symbol" w:hAnsi="Symbol" w:hint="default"/>
+      </w:rPr>
+    </w:lvl>
+    <w:lvl w:ilvl="4" w:tplc="04160003" w:tentative="1">
+      <w:start w:val="1"/>
+      <w:numFmt w:val="bullet"/>
+      <w:lvlText w:val="o"/>
+      <w:lvlJc w:val="left"/>
+      <w:pPr>
+        <w:ind w:left="3240" w:hanging="360"/>
+      </w:pPr>
+      <w:rPr>
+        <w:rFonts w:ascii="Courier New" w:hAnsi="Courier New" w:cs="Courier New" w:hint="default"/>
+      </w:rPr>
+    </w:lvl>
+    <w:lvl w:ilvl="5" w:tplc="04160005" w:tentative="1">
+      <w:start w:val="1"/>
+      <w:numFmt w:val="bullet"/>
+      <w:lvlText w:val=""/>
+      <w:lvlJc w:val="left"/>
+      <w:pPr>
+        <w:ind w:left="3960" w:hanging="360"/>
+      </w:pPr>
+      <w:rPr>
+        <w:rFonts w:ascii="Wingdings" w:hAnsi="Wingdings" w:hint="default"/>
+      </w:rPr>
+    </w:lvl>
+    <w:lvl w:ilvl="6" w:tplc="04160001" w:tentative="1">
+      <w:start w:val="1"/>
+      <w:numFmt w:val="bullet"/>
+      <w:lvlText w:val=""/>
+      <w:lvlJc w:val="left"/>
+      <w:pPr>
+        <w:ind w:left="4680" w:hanging="360"/>
+      </w:pPr>
+      <w:rPr>
+        <w:rFonts w:ascii="Symbol" w:hAnsi="Symbol" w:hint="default"/>
+      </w:rPr>
+    </w:lvl>
+    <w:lvl w:ilvl="7" w:tplc="04160003" w:tentative="1">
+      <w:start w:val="1"/>
+      <w:numFmt w:val="bullet"/>
+      <w:lvlText w:val="o"/>
+      <w:lvlJc w:val="left"/>
+      <w:pPr>
+        <w:ind w:left="5400" w:hanging="360"/>
+      </w:pPr>
+      <w:rPr>
+        <w:rFonts w:ascii="Courier New" w:hAnsi="Courier New" w:cs="Courier New" w:hint="default"/>
+      </w:rPr>
+    </w:lvl>
+    <w:lvl w:ilvl="8" w:tplc="04160005" w:tentative="1">
+      <w:start w:val="1"/>
+      <w:numFmt w:val="bullet"/>
+      <w:lvlText w:val=""/>
+      <w:lvlJc w:val="left"/>
+      <w:pPr>
+        <w:ind w:left="6120" w:hanging="360"/>
+      </w:pPr>
+      <w:rPr>
+        <w:rFonts w:ascii="Wingdings" w:hAnsi="Wingdings" w:hint="default"/>
+      </w:rPr>
+    </w:lvl>
+  </w:abstractNum>
+  <w:num w:numId="1">
+    <w:abstractNumId w:val="3"/>
+  </w:num>
+  <w:num w:numId="2">
+    <w:abstractNumId w:val="1"/>
+  </w:num>
+  <w:num w:numId="3">
+    <w:abstractNumId w:val="2"/>
+  </w:num>
+  <w:num w:numId="4">
+    <w:abstractNumId w:val="4"/>
+  </w:num>
+  <w:num w:numId="5">
+    <w:abstractNumId w:val="0"/>
+  </w:num>
+  <w:num w:numId="6">
+    <w:abstractNumId w:val="5"/>
+  </w:num>
+</w:numbering>
 </file>
 
 <file path=word/styles.xml><?xml version="1.0" encoding="utf-8"?>
@@ -763,11 +3672,152 @@
   <w:style w:type="paragraph" w:default="1" w:styleId="Normal">
     <w:name w:val="Normal"/>
     <w:qFormat/>
+    <w:rsid w:val="00664123"/>
+    <w:pPr>
+      <w:spacing w:after="120" w:line="360" w:lineRule="auto"/>
+      <w:ind w:firstLine="709"/>
+      <w:jc w:val="both"/>
+    </w:pPr>
+    <w:rPr>
+      <w:rFonts w:ascii="Arial" w:hAnsi="Arial"/>
+      <w:sz w:val="24"/>
+    </w:rPr>
+  </w:style>
+  <w:style w:type="paragraph" w:styleId="Ttulo1">
+    <w:name w:val="heading 1"/>
+    <w:basedOn w:val="Normal"/>
+    <w:next w:val="Normal"/>
+    <w:link w:val="Ttulo1Char"/>
+    <w:uiPriority w:val="9"/>
+    <w:qFormat/>
+    <w:rsid w:val="00B910C7"/>
+    <w:pPr>
+      <w:keepNext/>
+      <w:keepLines/>
+      <w:numPr>
+        <w:numId w:val="5"/>
+      </w:numPr>
+      <w:spacing w:after="300" w:line="240" w:lineRule="auto"/>
+      <w:ind w:left="0" w:firstLine="0"/>
+      <w:jc w:val="left"/>
+      <w:outlineLvl w:val="0"/>
+    </w:pPr>
+    <w:rPr>
+      <w:rFonts w:eastAsiaTheme="majorEastAsia" w:cstheme="majorBidi"/>
+      <w:b/>
+      <w:szCs w:val="32"/>
+    </w:rPr>
+  </w:style>
+  <w:style w:type="paragraph" w:styleId="Ttulo2">
+    <w:name w:val="heading 2"/>
+    <w:basedOn w:val="Normal"/>
+    <w:next w:val="Normal"/>
+    <w:link w:val="Ttulo2Char"/>
+    <w:uiPriority w:val="9"/>
+    <w:unhideWhenUsed/>
+    <w:qFormat/>
+    <w:rsid w:val="00B910C7"/>
+    <w:pPr>
+      <w:keepNext/>
+      <w:keepLines/>
+      <w:numPr>
+        <w:ilvl w:val="1"/>
+        <w:numId w:val="5"/>
+      </w:numPr>
+      <w:spacing w:before="300" w:after="300" w:line="240" w:lineRule="auto"/>
+      <w:ind w:left="0" w:firstLine="0"/>
+      <w:jc w:val="left"/>
+      <w:outlineLvl w:val="1"/>
+    </w:pPr>
+    <w:rPr>
+      <w:rFonts w:eastAsiaTheme="majorEastAsia" w:cstheme="majorBidi"/>
+      <w:b/>
+      <w:szCs w:val="26"/>
+    </w:rPr>
+  </w:style>
+  <w:style w:type="paragraph" w:styleId="Ttulo3">
+    <w:name w:val="heading 3"/>
+    <w:basedOn w:val="Normal"/>
+    <w:next w:val="Normal"/>
+    <w:link w:val="Ttulo3Char"/>
+    <w:uiPriority w:val="9"/>
+    <w:unhideWhenUsed/>
+    <w:qFormat/>
+    <w:rsid w:val="00B910C7"/>
+    <w:pPr>
+      <w:keepNext/>
+      <w:keepLines/>
+      <w:numPr>
+        <w:ilvl w:val="2"/>
+        <w:numId w:val="5"/>
+      </w:numPr>
+      <w:spacing w:before="300" w:after="300" w:line="240" w:lineRule="auto"/>
+      <w:ind w:left="0" w:firstLine="0"/>
+      <w:jc w:val="left"/>
+      <w:outlineLvl w:val="2"/>
+    </w:pPr>
+    <w:rPr>
+      <w:rFonts w:eastAsiaTheme="majorEastAsia" w:cstheme="majorBidi"/>
+      <w:b/>
+      <w:szCs w:val="24"/>
+    </w:rPr>
+  </w:style>
+  <w:style w:type="paragraph" w:styleId="Ttulo4">
+    <w:name w:val="heading 4"/>
+    <w:basedOn w:val="Normal"/>
+    <w:next w:val="Normal"/>
+    <w:link w:val="Ttulo4Char"/>
+    <w:uiPriority w:val="9"/>
+    <w:unhideWhenUsed/>
+    <w:qFormat/>
+    <w:rsid w:val="00B910C7"/>
+    <w:pPr>
+      <w:keepNext/>
+      <w:keepLines/>
+      <w:numPr>
+        <w:ilvl w:val="3"/>
+        <w:numId w:val="5"/>
+      </w:numPr>
+      <w:spacing w:before="300" w:after="300" w:line="240" w:lineRule="auto"/>
+      <w:ind w:left="0" w:firstLine="0"/>
+      <w:jc w:val="left"/>
+      <w:outlineLvl w:val="3"/>
+    </w:pPr>
+    <w:rPr>
+      <w:rFonts w:eastAsiaTheme="majorEastAsia" w:cstheme="majorBidi"/>
+      <w:b/>
+      <w:iCs/>
+    </w:rPr>
+  </w:style>
+  <w:style w:type="paragraph" w:styleId="Ttulo5">
+    <w:name w:val="heading 5"/>
+    <w:basedOn w:val="Normal"/>
+    <w:next w:val="Normal"/>
+    <w:link w:val="Ttulo5Char"/>
+    <w:uiPriority w:val="9"/>
+    <w:unhideWhenUsed/>
+    <w:qFormat/>
+    <w:rsid w:val="00B910C7"/>
+    <w:pPr>
+      <w:keepNext/>
+      <w:keepLines/>
+      <w:numPr>
+        <w:ilvl w:val="4"/>
+        <w:numId w:val="5"/>
+      </w:numPr>
+      <w:spacing w:before="300" w:after="300" w:line="240" w:lineRule="auto"/>
+      <w:ind w:left="0" w:firstLine="0"/>
+      <w:jc w:val="left"/>
+      <w:outlineLvl w:val="4"/>
+    </w:pPr>
+    <w:rPr>
+      <w:rFonts w:eastAsiaTheme="majorEastAsia" w:cstheme="majorBidi"/>
+      <w:b/>
+    </w:rPr>
   </w:style>
   <w:style w:type="character" w:default="1" w:styleId="Fontepargpadro">
     <w:name w:val="Default Paragraph Font"/>
     <w:uiPriority w:val="1"/>
-    <w:semiHidden/>
     <w:unhideWhenUsed/>
   </w:style>
   <w:style w:type="table" w:default="1" w:styleId="Tabelanormal">
@@ -816,6 +3866,206 @@
     <w:rPr>
       <w:b/>
       <w:bCs/>
+    </w:rPr>
+  </w:style>
+  <w:style w:type="paragraph" w:styleId="PargrafodaLista">
+    <w:name w:val="List Paragraph"/>
+    <w:basedOn w:val="Normal"/>
+    <w:uiPriority w:val="34"/>
+    <w:qFormat/>
+    <w:rsid w:val="00664123"/>
+    <w:pPr>
+      <w:ind w:left="720"/>
+      <w:contextualSpacing/>
+    </w:pPr>
+  </w:style>
+  <w:style w:type="character" w:customStyle="1" w:styleId="Ttulo1Char">
+    <w:name w:val="Título 1 Char"/>
+    <w:basedOn w:val="Fontepargpadro"/>
+    <w:link w:val="Ttulo1"/>
+    <w:uiPriority w:val="9"/>
+    <w:rsid w:val="00B910C7"/>
+    <w:rPr>
+      <w:rFonts w:ascii="Arial" w:eastAsiaTheme="majorEastAsia" w:hAnsi="Arial" w:cstheme="majorBidi"/>
+      <w:b/>
+      <w:sz w:val="24"/>
+      <w:szCs w:val="32"/>
+    </w:rPr>
+  </w:style>
+  <w:style w:type="character" w:customStyle="1" w:styleId="Ttulo2Char">
+    <w:name w:val="Título 2 Char"/>
+    <w:basedOn w:val="Fontepargpadro"/>
+    <w:link w:val="Ttulo2"/>
+    <w:uiPriority w:val="9"/>
+    <w:rsid w:val="00B910C7"/>
+    <w:rPr>
+      <w:rFonts w:ascii="Arial" w:eastAsiaTheme="majorEastAsia" w:hAnsi="Arial" w:cstheme="majorBidi"/>
+      <w:b/>
+      <w:sz w:val="24"/>
+      <w:szCs w:val="26"/>
+    </w:rPr>
+  </w:style>
+  <w:style w:type="character" w:customStyle="1" w:styleId="Ttulo3Char">
+    <w:name w:val="Título 3 Char"/>
+    <w:basedOn w:val="Fontepargpadro"/>
+    <w:link w:val="Ttulo3"/>
+    <w:uiPriority w:val="9"/>
+    <w:rsid w:val="00B910C7"/>
+    <w:rPr>
+      <w:rFonts w:ascii="Arial" w:eastAsiaTheme="majorEastAsia" w:hAnsi="Arial" w:cstheme="majorBidi"/>
+      <w:b/>
+      <w:sz w:val="24"/>
+      <w:szCs w:val="24"/>
+    </w:rPr>
+  </w:style>
+  <w:style w:type="character" w:customStyle="1" w:styleId="Ttulo4Char">
+    <w:name w:val="Título 4 Char"/>
+    <w:basedOn w:val="Fontepargpadro"/>
+    <w:link w:val="Ttulo4"/>
+    <w:uiPriority w:val="9"/>
+    <w:rsid w:val="00B910C7"/>
+    <w:rPr>
+      <w:rFonts w:ascii="Arial" w:eastAsiaTheme="majorEastAsia" w:hAnsi="Arial" w:cstheme="majorBidi"/>
+      <w:b/>
+      <w:iCs/>
+      <w:sz w:val="24"/>
+    </w:rPr>
+  </w:style>
+  <w:style w:type="character" w:customStyle="1" w:styleId="Ttulo5Char">
+    <w:name w:val="Título 5 Char"/>
+    <w:basedOn w:val="Fontepargpadro"/>
+    <w:link w:val="Ttulo5"/>
+    <w:uiPriority w:val="9"/>
+    <w:rsid w:val="00B910C7"/>
+    <w:rPr>
+      <w:rFonts w:ascii="Arial" w:eastAsiaTheme="majorEastAsia" w:hAnsi="Arial" w:cstheme="majorBidi"/>
+      <w:b/>
+      <w:sz w:val="24"/>
+    </w:rPr>
+  </w:style>
+  <w:style w:type="paragraph" w:styleId="Sumrio1">
+    <w:name w:val="toc 1"/>
+    <w:basedOn w:val="Normal"/>
+    <w:next w:val="Normal"/>
+    <w:autoRedefine/>
+    <w:uiPriority w:val="39"/>
+    <w:unhideWhenUsed/>
+    <w:rsid w:val="00AA41AF"/>
+    <w:pPr>
+      <w:tabs>
+        <w:tab w:val="left" w:pos="1418"/>
+        <w:tab w:val="right" w:leader="dot" w:pos="9061"/>
+      </w:tabs>
+      <w:spacing w:after="100"/>
+      <w:ind w:firstLine="0"/>
+    </w:pPr>
+  </w:style>
+  <w:style w:type="paragraph" w:styleId="Sumrio2">
+    <w:name w:val="toc 2"/>
+    <w:basedOn w:val="Normal"/>
+    <w:next w:val="Normal"/>
+    <w:autoRedefine/>
+    <w:uiPriority w:val="39"/>
+    <w:unhideWhenUsed/>
+    <w:rsid w:val="00AA41AF"/>
+    <w:pPr>
+      <w:tabs>
+        <w:tab w:val="left" w:pos="1418"/>
+        <w:tab w:val="right" w:leader="dot" w:pos="9061"/>
+      </w:tabs>
+      <w:spacing w:after="100"/>
+      <w:ind w:firstLine="0"/>
+    </w:pPr>
+  </w:style>
+  <w:style w:type="paragraph" w:styleId="Sumrio3">
+    <w:name w:val="toc 3"/>
+    <w:basedOn w:val="Normal"/>
+    <w:next w:val="Normal"/>
+    <w:autoRedefine/>
+    <w:uiPriority w:val="39"/>
+    <w:unhideWhenUsed/>
+    <w:rsid w:val="00AA41AF"/>
+    <w:pPr>
+      <w:tabs>
+        <w:tab w:val="left" w:pos="1418"/>
+        <w:tab w:val="right" w:leader="dot" w:pos="9061"/>
+      </w:tabs>
+      <w:spacing w:after="100"/>
+      <w:ind w:firstLine="0"/>
+    </w:pPr>
+  </w:style>
+  <w:style w:type="paragraph" w:styleId="Sumrio4">
+    <w:name w:val="toc 4"/>
+    <w:basedOn w:val="Normal"/>
+    <w:next w:val="Normal"/>
+    <w:autoRedefine/>
+    <w:uiPriority w:val="39"/>
+    <w:unhideWhenUsed/>
+    <w:rsid w:val="00AA41AF"/>
+    <w:pPr>
+      <w:tabs>
+        <w:tab w:val="left" w:pos="1418"/>
+        <w:tab w:val="right" w:leader="dot" w:pos="9061"/>
+      </w:tabs>
+      <w:spacing w:after="100"/>
+      <w:ind w:firstLine="0"/>
+    </w:pPr>
+  </w:style>
+  <w:style w:type="paragraph" w:styleId="Sumrio5">
+    <w:name w:val="toc 5"/>
+    <w:basedOn w:val="Normal"/>
+    <w:next w:val="Normal"/>
+    <w:autoRedefine/>
+    <w:uiPriority w:val="39"/>
+    <w:unhideWhenUsed/>
+    <w:rsid w:val="00AA41AF"/>
+    <w:pPr>
+      <w:tabs>
+        <w:tab w:val="left" w:pos="1418"/>
+        <w:tab w:val="right" w:leader="dot" w:pos="9061"/>
+      </w:tabs>
+      <w:spacing w:after="100"/>
+      <w:ind w:firstLine="0"/>
+    </w:pPr>
+  </w:style>
+  <w:style w:type="character" w:styleId="Hyperlink">
+    <w:name w:val="Hyperlink"/>
+    <w:basedOn w:val="Fontepargpadro"/>
+    <w:uiPriority w:val="99"/>
+    <w:unhideWhenUsed/>
+    <w:rsid w:val="004D2473"/>
+    <w:rPr>
+      <w:color w:val="0563C1" w:themeColor="hyperlink"/>
+      <w:u w:val="single"/>
+    </w:rPr>
+  </w:style>
+  <w:style w:type="paragraph" w:customStyle="1" w:styleId="imagensefontes">
+    <w:name w:val="imagens e fontes"/>
+    <w:basedOn w:val="Normal"/>
+    <w:link w:val="imagensefontesChar"/>
+    <w:qFormat/>
+    <w:rsid w:val="0032267C"/>
+    <w:pPr>
+      <w:spacing w:before="120"/>
+      <w:ind w:firstLine="0"/>
+      <w:jc w:val="center"/>
+    </w:pPr>
+    <w:rPr>
+      <w:noProof/>
+      <w:sz w:val="20"/>
+      <w:lang w:eastAsia="pt-BR"/>
+    </w:rPr>
+  </w:style>
+  <w:style w:type="character" w:customStyle="1" w:styleId="imagensefontesChar">
+    <w:name w:val="imagens e fontes Char"/>
+    <w:basedOn w:val="Fontepargpadro"/>
+    <w:link w:val="imagensefontes"/>
+    <w:rsid w:val="0032267C"/>
+    <w:rPr>
+      <w:rFonts w:ascii="Arial" w:hAnsi="Arial"/>
+      <w:noProof/>
+      <w:sz w:val="20"/>
+      <w:lang w:eastAsia="pt-BR"/>
     </w:rPr>
   </w:style>
 </w:styles>
@@ -1087,7 +4337,7 @@
 </file>
 
 <file path=customXml/itemProps1.xml><?xml version="1.0" encoding="utf-8"?>
-<ds:datastoreItem xmlns:ds="http://schemas.openxmlformats.org/officeDocument/2006/customXml" ds:itemID="{1B37A58C-186E-42AE-8AA6-781B6772B770}">
+<ds:datastoreItem xmlns:ds="http://schemas.openxmlformats.org/officeDocument/2006/customXml" ds:itemID="{E4D59AFA-4F95-4CEC-95B3-15B71D9186BD}">
   <ds:schemaRefs>
     <ds:schemaRef ds:uri="http://schemas.openxmlformats.org/officeDocument/2006/bibliography"/>
   </ds:schemaRefs>
